--- a/Documentation/MediScan_Documentation.docx
+++ b/Documentation/MediScan_Documentation.docx
@@ -11,7 +11,6 @@
           <w:szCs w:val="36"/>
         </w:rPr>
       </w:pPr>
-      <w:proofErr w:type="spellStart"/>
       <w:r>
         <w:rPr>
           <w:b/>
@@ -21,7 +20,6 @@
         </w:rPr>
         <w:t>MediScan</w:t>
       </w:r>
-      <w:proofErr w:type="spellEnd"/>
     </w:p>
     <w:p>
       <w:pPr>
@@ -39,7 +37,16 @@
           <w:sz w:val="32"/>
           <w:szCs w:val="32"/>
         </w:rPr>
-        <w:t>Final Year Project Report</w:t>
+        <w:t xml:space="preserve">Mini </w:t>
+      </w:r>
+      <w:r>
+        <w:rPr>
+          <w:b/>
+          <w:bCs/>
+          <w:sz w:val="32"/>
+          <w:szCs w:val="32"/>
+        </w:rPr>
+        <w:t>Project Report</w:t>
       </w:r>
     </w:p>
     <w:p>
@@ -432,23 +439,7 @@
           <w:i/>
           <w:iCs/>
         </w:rPr>
-        <w:t>This is to certify that the project entitled “</w:t>
-      </w:r>
-      <w:proofErr w:type="spellStart"/>
-      <w:r>
-        <w:rPr>
-          <w:i/>
-          <w:iCs/>
-        </w:rPr>
-        <w:t>MediScan</w:t>
-      </w:r>
-      <w:proofErr w:type="spellEnd"/>
-      <w:r>
-        <w:rPr>
-          <w:i/>
-          <w:iCs/>
-        </w:rPr>
-        <w:t xml:space="preserve">” submitted in partial fulfilment of the requirements for the award of the degree in Integrated M.Sc. Computer Science – Data Science is a </w:t>
+        <w:t xml:space="preserve">This is to certify that the project entitled “MediScan” submitted in partial fulfilment of the requirements for the award of the degree in Integrated M.Sc. Computer Science – Data Science is a </w:t>
       </w:r>
       <w:proofErr w:type="spellStart"/>
       <w:r>
@@ -588,8 +579,6 @@
       <w:r>
         <w:t xml:space="preserve">for giving me the opportunity to learn at this institution. I would like to express my sincere gratitude to my guide, </w:t>
       </w:r>
-      <w:proofErr w:type="spellStart"/>
-      <w:proofErr w:type="gramStart"/>
       <w:r>
         <w:rPr>
           <w:b/>
@@ -597,21 +586,19 @@
         </w:rPr>
         <w:t>Ms</w:t>
       </w:r>
-      <w:proofErr w:type="spellEnd"/>
       <w:r>
         <w:rPr>
           <w:b/>
           <w:bCs/>
         </w:rPr>
-        <w:t xml:space="preserve"> ,LIJI</w:t>
-      </w:r>
-      <w:proofErr w:type="gramEnd"/>
+        <w:t xml:space="preserve">. </w:t>
+      </w:r>
       <w:r>
         <w:rPr>
           <w:b/>
           <w:bCs/>
         </w:rPr>
-        <w:t xml:space="preserve"> JOSE P</w:t>
+        <w:t>LIJI JOSE P</w:t>
       </w:r>
       <w:r>
         <w:t>,</w:t>
@@ -653,15 +640,7 @@
         <w:jc w:val="both"/>
       </w:pPr>
       <w:r>
-        <w:t xml:space="preserve">Finally, I would like to acknowledge the online resources, open-source tools, public datasets and research papers that provided valuable insights for the successful implementation of the </w:t>
-      </w:r>
-      <w:proofErr w:type="spellStart"/>
-      <w:r>
-        <w:t>MediScan</w:t>
-      </w:r>
-      <w:proofErr w:type="spellEnd"/>
-      <w:r>
-        <w:t xml:space="preserve"> system.</w:t>
+        <w:t>Finally, I would like to acknowledge the online resources, open-source tools, public datasets and research papers that provided valuable insights for the successful implementation of the MediScan system.</w:t>
       </w:r>
     </w:p>
     <w:p>
@@ -690,13 +669,25 @@
         <w:spacing w:after="120" w:line="360" w:lineRule="auto"/>
         <w:jc w:val="both"/>
       </w:pPr>
+      <w:r>
+        <w:t>MediScan is an offline medicine identification system. A user uploads a photograph of a medicine pack or of a handwritten prescription, and the system reads the text, finds the medicine in a local database of 503,536 Indian medicines, and shows its salt, strength, manufacturer, price, side effects and interactions. No data leaves the user’s computer.</w:t>
+      </w:r>
+    </w:p>
+    <w:p>
+      <w:pPr>
+        <w:spacing w:after="120" w:line="360" w:lineRule="auto"/>
+        <w:jc w:val="both"/>
+      </w:pPr>
+      <w:r>
+        <w:t xml:space="preserve">The system uses two </w:t>
+      </w:r>
       <w:proofErr w:type="spellStart"/>
       <w:r>
-        <w:t>MediScan</w:t>
+        <w:t>TrOCR</w:t>
       </w:r>
       <w:proofErr w:type="spellEnd"/>
       <w:r>
-        <w:t xml:space="preserve"> is an offline medicine identification system. A user uploads a photograph of a medicine pack or of a handwritten prescription, and the system reads the text, finds the medicine in a local database of 503,536 Indian medicines, and shows its salt, strength, manufacturer, price, side effects and interactions. No data leaves the user’s computer.</w:t>
+        <w:t xml:space="preserve"> models fine-tuned by the project. Model A reads printed packs and labels; it was trained on consensus-labelled real crops and synthetic label images, and reads real label crops with 84.9% exact match and 1.83% character error. Model B reads doctors’ handwriting; it was trained on 177,057 images from several sources and reads a real-only test set with 14.8% character error and 73.0% exact match. After matching with a brand-word index of 164,550 words, 82.8% of in-database handwritten test words are the first suggestion.</w:t>
       </w:r>
     </w:p>
     <w:p>
@@ -705,7 +696,19 @@
         <w:jc w:val="both"/>
       </w:pPr>
       <w:r>
-        <w:t xml:space="preserve">The system uses two </w:t>
+        <w:t>A corrected training loss, leak-free test sets, a precision gate and four honest result levels (Verified, Likely, Not found, Setup error) make the answers trustworthy: on 108 pack photographs the precision of a Verified answer rose from 66.7% to 83.3%. A photograph is processed in about five seconds on an ordinary laptop. The application is a Django website that runs entirely on the local machine.</w:t>
+      </w:r>
+    </w:p>
+    <w:p>
+      <w:pPr>
+        <w:spacing w:after="120" w:line="360" w:lineRule="auto"/>
+        <w:jc w:val="both"/>
+      </w:pPr>
+      <w:r>
+        <w:t>Keywords:</w:t>
+      </w:r>
+      <w:r>
+        <w:t xml:space="preserve"> Medicine identification, </w:t>
       </w:r>
       <w:proofErr w:type="spellStart"/>
       <w:r>
@@ -713,586 +716,7 @@
       </w:r>
       <w:proofErr w:type="spellEnd"/>
       <w:r>
-        <w:t xml:space="preserve"> models fine-tuned by the project. Model A reads printed packs and labels; it was trained on consensus-labelled real crops and synthetic label images, and reads real label crops with 84.9% exact match and </w:t>
-      </w:r>
-      <w:proofErr w:type="gramStart"/>
-      <w:r>
-        <w:t>1.83% character</w:t>
-      </w:r>
-      <w:proofErr w:type="gramEnd"/>
-      <w:r>
-        <w:t xml:space="preserve"> error. Model B reads doctors’ handwriting; it was trained on 177,057 images from several sources and reads a real-only test set with </w:t>
-      </w:r>
-      <w:proofErr w:type="gramStart"/>
-      <w:r>
-        <w:t>14.8% character</w:t>
-      </w:r>
-      <w:proofErr w:type="gramEnd"/>
-      <w:r>
-        <w:t xml:space="preserve"> error and 73.0% exact match. After matching with a brand-word index of 164,550 words, 82.8% of in-database handwritten test words are the first suggestion.</w:t>
-      </w:r>
-    </w:p>
-    <w:p>
-      <w:pPr>
-        <w:spacing w:after="120" w:line="360" w:lineRule="auto"/>
-        <w:jc w:val="both"/>
-      </w:pPr>
-      <w:r>
-        <w:t>A corrected training loss, leak-free test sets, a precision gate and four honest result levels (Verified, Likely, Not found, Setup error) make the answers trustworthy: on 108 pack photographs the precision of a Verified answer rose from 66.7% to 83.3%. A photograph is processed in about five seconds on an ordinary laptop. The application is a Django website that runs entirely on the local machine.</w:t>
-      </w:r>
-    </w:p>
-    <w:p>
-      <w:pPr>
-        <w:spacing w:after="120" w:line="360" w:lineRule="auto"/>
-        <w:jc w:val="both"/>
-      </w:pPr>
-      <w:r>
-        <w:t>Keywords:</w:t>
-      </w:r>
-      <w:r>
-        <w:t xml:space="preserve"> Medicine identification, </w:t>
-      </w:r>
-      <w:proofErr w:type="spellStart"/>
-      <w:r>
-        <w:t>TrOCR</w:t>
-      </w:r>
-      <w:proofErr w:type="spellEnd"/>
-      <w:r>
         <w:t>, handwritten prescription recognition, OCR, fuzzy matching, offline application, Django.</w:t>
-      </w:r>
-    </w:p>
-    <w:p>
-      <w:pPr>
-        <w:pStyle w:val="Heading1"/>
-        <w:pageBreakBefore/>
-        <w:spacing w:before="120"/>
-        <w:jc w:val="center"/>
-      </w:pPr>
-      <w:r>
-        <w:lastRenderedPageBreak/>
-        <w:t>LIST OF FIGURES</w:t>
-      </w:r>
-    </w:p>
-    <w:p>
-      <w:pPr>
-        <w:tabs>
-          <w:tab w:val="right" w:leader="dot" w:pos="9360"/>
-        </w:tabs>
-        <w:spacing w:after="90" w:line="276" w:lineRule="auto"/>
-      </w:pPr>
-      <w:r>
-        <w:rPr>
-          <w:sz w:val="22"/>
-          <w:szCs w:val="22"/>
-        </w:rPr>
-        <w:t>3.1 Size of each source in the Model B training set</w:t>
-      </w:r>
-      <w:r>
-        <w:rPr>
-          <w:sz w:val="22"/>
-          <w:szCs w:val="22"/>
-        </w:rPr>
-        <w:tab/>
-        <w:t>7</w:t>
-      </w:r>
-    </w:p>
-    <w:p>
-      <w:pPr>
-        <w:tabs>
-          <w:tab w:val="right" w:leader="dot" w:pos="9360"/>
-        </w:tabs>
-        <w:spacing w:after="90" w:line="276" w:lineRule="auto"/>
-      </w:pPr>
-      <w:r>
-        <w:rPr>
-          <w:sz w:val="22"/>
-          <w:szCs w:val="22"/>
-        </w:rPr>
-        <w:t>3.2 Sample images from the Model B training set</w:t>
-      </w:r>
-      <w:r>
-        <w:rPr>
-          <w:sz w:val="22"/>
-          <w:szCs w:val="22"/>
-        </w:rPr>
-        <w:tab/>
-        <w:t>7</w:t>
-      </w:r>
-    </w:p>
-    <w:p>
-      <w:pPr>
-        <w:tabs>
-          <w:tab w:val="right" w:leader="dot" w:pos="9360"/>
-        </w:tabs>
-        <w:spacing w:after="90" w:line="276" w:lineRule="auto"/>
-      </w:pPr>
-      <w:r>
-        <w:rPr>
-          <w:sz w:val="22"/>
-          <w:szCs w:val="22"/>
-        </w:rPr>
-        <w:t>3.3 Sample synthetic handwriting images</w:t>
-      </w:r>
-      <w:r>
-        <w:rPr>
-          <w:sz w:val="22"/>
-          <w:szCs w:val="22"/>
-        </w:rPr>
-        <w:tab/>
-      </w:r>
-      <w:r>
-        <w:rPr>
-          <w:sz w:val="22"/>
-          <w:szCs w:val="22"/>
-        </w:rPr>
-        <w:t>8</w:t>
-      </w:r>
-    </w:p>
-    <w:p>
-      <w:pPr>
-        <w:tabs>
-          <w:tab w:val="right" w:leader="dot" w:pos="9360"/>
-        </w:tabs>
-        <w:spacing w:after="90" w:line="276" w:lineRule="auto"/>
-      </w:pPr>
-      <w:r>
-        <w:rPr>
-          <w:sz w:val="22"/>
-          <w:szCs w:val="22"/>
-        </w:rPr>
-        <w:t xml:space="preserve">3.4 Three </w:t>
-      </w:r>
-      <w:proofErr w:type="spellStart"/>
-      <w:r>
-        <w:rPr>
-          <w:sz w:val="22"/>
-          <w:szCs w:val="22"/>
-        </w:rPr>
-        <w:t>RxHandBD</w:t>
-      </w:r>
-      <w:proofErr w:type="spellEnd"/>
-      <w:r>
-        <w:rPr>
-          <w:sz w:val="22"/>
-          <w:szCs w:val="22"/>
-        </w:rPr>
-        <w:t xml:space="preserve"> test images whose label belongs to a </w:t>
-      </w:r>
-      <w:proofErr w:type="spellStart"/>
-      <w:r>
-        <w:rPr>
-          <w:sz w:val="22"/>
-          <w:szCs w:val="22"/>
-        </w:rPr>
-        <w:t>neighbouring</w:t>
-      </w:r>
-      <w:proofErr w:type="spellEnd"/>
-      <w:r>
-        <w:rPr>
-          <w:sz w:val="22"/>
-          <w:szCs w:val="22"/>
-        </w:rPr>
-        <w:t xml:space="preserve"> image</w:t>
-      </w:r>
-      <w:r>
-        <w:rPr>
-          <w:sz w:val="22"/>
-          <w:szCs w:val="22"/>
-        </w:rPr>
-        <w:tab/>
-        <w:t>8</w:t>
-      </w:r>
-    </w:p>
-    <w:p>
-      <w:pPr>
-        <w:tabs>
-          <w:tab w:val="right" w:leader="dot" w:pos="9360"/>
-        </w:tabs>
-        <w:spacing w:after="90" w:line="276" w:lineRule="auto"/>
-      </w:pPr>
-      <w:r>
-        <w:rPr>
-          <w:sz w:val="22"/>
-          <w:szCs w:val="22"/>
-        </w:rPr>
-        <w:t xml:space="preserve">3.5 </w:t>
-      </w:r>
-      <w:proofErr w:type="spellStart"/>
-      <w:r>
-        <w:rPr>
-          <w:sz w:val="22"/>
-          <w:szCs w:val="22"/>
-        </w:rPr>
-        <w:t>TrOCR</w:t>
-      </w:r>
-      <w:proofErr w:type="spellEnd"/>
-      <w:r>
-        <w:rPr>
-          <w:sz w:val="22"/>
-          <w:szCs w:val="22"/>
-        </w:rPr>
-        <w:t xml:space="preserve"> architecture used in both models</w:t>
-      </w:r>
-      <w:r>
-        <w:rPr>
-          <w:sz w:val="22"/>
-          <w:szCs w:val="22"/>
-        </w:rPr>
-        <w:tab/>
-      </w:r>
-      <w:r>
-        <w:rPr>
-          <w:sz w:val="22"/>
-          <w:szCs w:val="22"/>
-        </w:rPr>
-        <w:t>9</w:t>
-      </w:r>
-    </w:p>
-    <w:p>
-      <w:pPr>
-        <w:tabs>
-          <w:tab w:val="right" w:leader="dot" w:pos="9360"/>
-        </w:tabs>
-        <w:spacing w:after="90" w:line="276" w:lineRule="auto"/>
-      </w:pPr>
-      <w:r>
-        <w:rPr>
-          <w:sz w:val="22"/>
-          <w:szCs w:val="22"/>
-        </w:rPr>
-        <w:t>3.6 Processing pipeline for printed packs (Model A)</w:t>
-      </w:r>
-      <w:r>
-        <w:rPr>
-          <w:sz w:val="22"/>
-          <w:szCs w:val="22"/>
-        </w:rPr>
-        <w:tab/>
-        <w:t>10</w:t>
-      </w:r>
-    </w:p>
-    <w:p>
-      <w:pPr>
-        <w:tabs>
-          <w:tab w:val="right" w:leader="dot" w:pos="9360"/>
-        </w:tabs>
-        <w:spacing w:after="90" w:line="276" w:lineRule="auto"/>
-      </w:pPr>
-      <w:r>
-        <w:rPr>
-          <w:sz w:val="22"/>
-          <w:szCs w:val="22"/>
-        </w:rPr>
-        <w:t>3.7 Processing pipeline for handwritten prescriptions (Model B)</w:t>
-      </w:r>
-      <w:r>
-        <w:rPr>
-          <w:sz w:val="22"/>
-          <w:szCs w:val="22"/>
-        </w:rPr>
-        <w:tab/>
-        <w:t>11</w:t>
-      </w:r>
-    </w:p>
-    <w:p>
-      <w:pPr>
-        <w:tabs>
-          <w:tab w:val="right" w:leader="dot" w:pos="9360"/>
-        </w:tabs>
-        <w:spacing w:after="90" w:line="276" w:lineRule="auto"/>
-      </w:pPr>
-      <w:r>
-        <w:rPr>
-          <w:sz w:val="22"/>
-          <w:szCs w:val="22"/>
-        </w:rPr>
-        <w:t xml:space="preserve">4.1 System architecture of </w:t>
-      </w:r>
-      <w:proofErr w:type="spellStart"/>
-      <w:r>
-        <w:rPr>
-          <w:sz w:val="22"/>
-          <w:szCs w:val="22"/>
-        </w:rPr>
-        <w:t>MediScan</w:t>
-      </w:r>
-      <w:proofErr w:type="spellEnd"/>
-      <w:r>
-        <w:rPr>
-          <w:sz w:val="22"/>
-          <w:szCs w:val="22"/>
-        </w:rPr>
-        <w:tab/>
-        <w:t>1</w:t>
-      </w:r>
-      <w:r>
-        <w:rPr>
-          <w:sz w:val="22"/>
-          <w:szCs w:val="22"/>
-        </w:rPr>
-        <w:t>5</w:t>
-      </w:r>
-    </w:p>
-    <w:p>
-      <w:pPr>
-        <w:tabs>
-          <w:tab w:val="right" w:leader="dot" w:pos="9360"/>
-        </w:tabs>
-        <w:spacing w:after="90" w:line="276" w:lineRule="auto"/>
-      </w:pPr>
-      <w:r>
-        <w:rPr>
-          <w:sz w:val="22"/>
-          <w:szCs w:val="22"/>
-        </w:rPr>
-        <w:t>5.1 Model A reading quality on real label crops</w:t>
-      </w:r>
-      <w:r>
-        <w:rPr>
-          <w:sz w:val="22"/>
-          <w:szCs w:val="22"/>
-        </w:rPr>
-        <w:tab/>
-      </w:r>
-      <w:r>
-        <w:rPr>
-          <w:sz w:val="22"/>
-          <w:szCs w:val="22"/>
-        </w:rPr>
-        <w:t>20</w:t>
-      </w:r>
-    </w:p>
-    <w:p>
-      <w:pPr>
-        <w:tabs>
-          <w:tab w:val="right" w:leader="dot" w:pos="9360"/>
-        </w:tabs>
-        <w:spacing w:after="90" w:line="276" w:lineRule="auto"/>
-      </w:pPr>
-      <w:r>
-        <w:rPr>
-          <w:sz w:val="22"/>
-          <w:szCs w:val="22"/>
-        </w:rPr>
-        <w:t>5.2 Precision and share of photos called Verified</w:t>
-      </w:r>
-      <w:r>
-        <w:rPr>
-          <w:sz w:val="22"/>
-          <w:szCs w:val="22"/>
-        </w:rPr>
-        <w:tab/>
-      </w:r>
-      <w:r>
-        <w:rPr>
-          <w:sz w:val="22"/>
-          <w:szCs w:val="22"/>
-        </w:rPr>
-        <w:t>21</w:t>
-      </w:r>
-    </w:p>
-    <w:p>
-      <w:pPr>
-        <w:tabs>
-          <w:tab w:val="right" w:leader="dot" w:pos="9360"/>
-        </w:tabs>
-        <w:spacing w:after="90" w:line="276" w:lineRule="auto"/>
-      </w:pPr>
-      <w:r>
-        <w:rPr>
-          <w:sz w:val="22"/>
-          <w:szCs w:val="22"/>
-        </w:rPr>
-        <w:t>5.3 Model B results on the real-only test set</w:t>
-      </w:r>
-      <w:r>
-        <w:rPr>
-          <w:sz w:val="22"/>
-          <w:szCs w:val="22"/>
-        </w:rPr>
-        <w:tab/>
-      </w:r>
-      <w:r>
-        <w:rPr>
-          <w:sz w:val="22"/>
-          <w:szCs w:val="22"/>
-        </w:rPr>
-        <w:t>22</w:t>
-      </w:r>
-    </w:p>
-    <w:p>
-      <w:pPr>
-        <w:tabs>
-          <w:tab w:val="right" w:leader="dot" w:pos="9360"/>
-        </w:tabs>
-        <w:spacing w:after="90" w:line="276" w:lineRule="auto"/>
-      </w:pPr>
-      <w:r>
-        <w:rPr>
-          <w:sz w:val="22"/>
-          <w:szCs w:val="22"/>
-        </w:rPr>
-        <w:t>5.4 Model B accuracy after database matching</w:t>
-      </w:r>
-      <w:r>
-        <w:rPr>
-          <w:sz w:val="22"/>
-          <w:szCs w:val="22"/>
-        </w:rPr>
-        <w:tab/>
-      </w:r>
-      <w:r>
-        <w:rPr>
-          <w:sz w:val="22"/>
-          <w:szCs w:val="22"/>
-        </w:rPr>
-        <w:t>23</w:t>
-      </w:r>
-    </w:p>
-    <w:p>
-      <w:pPr>
-        <w:tabs>
-          <w:tab w:val="right" w:leader="dot" w:pos="9360"/>
-        </w:tabs>
-        <w:spacing w:after="90" w:line="276" w:lineRule="auto"/>
-      </w:pPr>
-      <w:r>
-        <w:rPr>
-          <w:sz w:val="22"/>
-          <w:szCs w:val="22"/>
-        </w:rPr>
-        <w:t>9.1 Home page</w:t>
-      </w:r>
-      <w:r>
-        <w:rPr>
-          <w:sz w:val="22"/>
-          <w:szCs w:val="22"/>
-        </w:rPr>
-        <w:tab/>
-        <w:t>2</w:t>
-      </w:r>
-      <w:r>
-        <w:rPr>
-          <w:sz w:val="22"/>
-          <w:szCs w:val="22"/>
-        </w:rPr>
-        <w:t>9</w:t>
-      </w:r>
-    </w:p>
-    <w:p>
-      <w:pPr>
-        <w:tabs>
-          <w:tab w:val="right" w:leader="dot" w:pos="9360"/>
-        </w:tabs>
-        <w:spacing w:after="90" w:line="276" w:lineRule="auto"/>
-      </w:pPr>
-      <w:r>
-        <w:rPr>
-          <w:sz w:val="22"/>
-          <w:szCs w:val="22"/>
-        </w:rPr>
-        <w:t>9.2 Printed pack result, Verified</w:t>
-      </w:r>
-      <w:r>
-        <w:rPr>
-          <w:sz w:val="22"/>
-          <w:szCs w:val="22"/>
-        </w:rPr>
-        <w:tab/>
-        <w:t>2</w:t>
-      </w:r>
-      <w:r>
-        <w:rPr>
-          <w:sz w:val="22"/>
-          <w:szCs w:val="22"/>
-        </w:rPr>
-        <w:t>9</w:t>
-      </w:r>
-    </w:p>
-    <w:p>
-      <w:pPr>
-        <w:tabs>
-          <w:tab w:val="right" w:leader="dot" w:pos="9360"/>
-        </w:tabs>
-        <w:spacing w:after="90" w:line="276" w:lineRule="auto"/>
-      </w:pPr>
-      <w:r>
-        <w:rPr>
-          <w:sz w:val="22"/>
-          <w:szCs w:val="22"/>
-        </w:rPr>
-        <w:t>9.</w:t>
-      </w:r>
-      <w:r>
-        <w:rPr>
-          <w:sz w:val="22"/>
-          <w:szCs w:val="22"/>
-        </w:rPr>
-        <w:t>3</w:t>
-      </w:r>
-      <w:r>
-        <w:rPr>
-          <w:sz w:val="22"/>
-          <w:szCs w:val="22"/>
-        </w:rPr>
-        <w:t xml:space="preserve"> Handwritten prescription result</w:t>
-      </w:r>
-      <w:r>
-        <w:rPr>
-          <w:sz w:val="22"/>
-          <w:szCs w:val="22"/>
-        </w:rPr>
-        <w:tab/>
-      </w:r>
-      <w:r>
-        <w:rPr>
-          <w:sz w:val="22"/>
-          <w:szCs w:val="22"/>
-        </w:rPr>
-        <w:t>30</w:t>
-      </w:r>
-    </w:p>
-    <w:p>
-      <w:pPr>
-        <w:tabs>
-          <w:tab w:val="right" w:leader="dot" w:pos="9360"/>
-        </w:tabs>
-        <w:spacing w:after="90" w:line="276" w:lineRule="auto"/>
-      </w:pPr>
-      <w:r>
-        <w:rPr>
-          <w:sz w:val="22"/>
-          <w:szCs w:val="22"/>
-        </w:rPr>
-        <w:t>9.</w:t>
-      </w:r>
-      <w:r>
-        <w:rPr>
-          <w:sz w:val="22"/>
-          <w:szCs w:val="22"/>
-        </w:rPr>
-        <w:t>4</w:t>
-      </w:r>
-      <w:r>
-        <w:rPr>
-          <w:sz w:val="22"/>
-          <w:szCs w:val="22"/>
-        </w:rPr>
-        <w:t xml:space="preserve"> Medicine details and interactions</w:t>
-      </w:r>
-      <w:r>
-        <w:rPr>
-          <w:sz w:val="22"/>
-          <w:szCs w:val="22"/>
-        </w:rPr>
-        <w:tab/>
-      </w:r>
-      <w:r>
-        <w:rPr>
-          <w:sz w:val="22"/>
-          <w:szCs w:val="22"/>
-        </w:rPr>
-        <w:t>30</w:t>
       </w:r>
     </w:p>
     <w:p>
@@ -3029,22 +2453,555 @@
           <w:tab w:val="right" w:leader="dot" w:pos="9360"/>
         </w:tabs>
         <w:spacing w:after="100"/>
-      </w:pPr>
-      <w:r>
         <w:rPr>
           <w:b/>
           <w:bCs/>
         </w:rPr>
-        <w:t>10: References</w:t>
-      </w:r>
+      </w:pPr>
       <w:r>
         <w:rPr>
           <w:b/>
           <w:bCs/>
         </w:rPr>
+        <w:t>10: References</w:t>
+      </w:r>
+      <w:r>
+        <w:rPr>
+          <w:b/>
+          <w:bCs/>
+        </w:rPr>
         <w:tab/>
         <w:t>27</w:t>
       </w:r>
+    </w:p>
+    <w:p>
+      <w:pPr>
+        <w:tabs>
+          <w:tab w:val="right" w:leader="dot" w:pos="9360"/>
+        </w:tabs>
+        <w:spacing w:after="100"/>
+        <w:rPr>
+          <w:b/>
+          <w:bCs/>
+        </w:rPr>
+      </w:pPr>
+    </w:p>
+    <w:p>
+      <w:pPr>
+        <w:tabs>
+          <w:tab w:val="right" w:leader="dot" w:pos="9360"/>
+        </w:tabs>
+        <w:spacing w:after="100"/>
+        <w:rPr>
+          <w:b/>
+          <w:bCs/>
+        </w:rPr>
+      </w:pPr>
+    </w:p>
+    <w:p>
+      <w:pPr>
+        <w:tabs>
+          <w:tab w:val="right" w:leader="dot" w:pos="9360"/>
+        </w:tabs>
+        <w:spacing w:after="100"/>
+        <w:rPr>
+          <w:b/>
+          <w:bCs/>
+        </w:rPr>
+      </w:pPr>
+    </w:p>
+    <w:p>
+      <w:pPr>
+        <w:tabs>
+          <w:tab w:val="right" w:leader="dot" w:pos="9360"/>
+        </w:tabs>
+        <w:spacing w:after="100"/>
+        <w:rPr>
+          <w:b/>
+          <w:bCs/>
+        </w:rPr>
+      </w:pPr>
+    </w:p>
+    <w:p>
+      <w:pPr>
+        <w:tabs>
+          <w:tab w:val="right" w:leader="dot" w:pos="9360"/>
+        </w:tabs>
+        <w:spacing w:after="100"/>
+        <w:rPr>
+          <w:b/>
+          <w:bCs/>
+        </w:rPr>
+      </w:pPr>
+    </w:p>
+    <w:p>
+      <w:pPr>
+        <w:tabs>
+          <w:tab w:val="right" w:leader="dot" w:pos="9360"/>
+        </w:tabs>
+        <w:spacing w:after="100"/>
+        <w:rPr>
+          <w:b/>
+          <w:bCs/>
+        </w:rPr>
+      </w:pPr>
+    </w:p>
+    <w:p>
+      <w:pPr>
+        <w:tabs>
+          <w:tab w:val="right" w:leader="dot" w:pos="9360"/>
+        </w:tabs>
+        <w:spacing w:after="100"/>
+        <w:rPr>
+          <w:b/>
+          <w:bCs/>
+        </w:rPr>
+      </w:pPr>
+    </w:p>
+    <w:p>
+      <w:pPr>
+        <w:pStyle w:val="Heading1"/>
+        <w:pageBreakBefore/>
+        <w:spacing w:before="120"/>
+        <w:jc w:val="center"/>
+      </w:pPr>
+      <w:r>
+        <w:lastRenderedPageBreak/>
+        <w:t>LIST OF FIGURES</w:t>
+      </w:r>
+    </w:p>
+    <w:p>
+      <w:pPr>
+        <w:tabs>
+          <w:tab w:val="right" w:leader="dot" w:pos="9360"/>
+        </w:tabs>
+        <w:spacing w:after="90" w:line="276" w:lineRule="auto"/>
+      </w:pPr>
+      <w:r>
+        <w:rPr>
+          <w:sz w:val="22"/>
+          <w:szCs w:val="22"/>
+        </w:rPr>
+        <w:t>3.1 Size of each source in the Model B training set</w:t>
+      </w:r>
+      <w:r>
+        <w:rPr>
+          <w:sz w:val="22"/>
+          <w:szCs w:val="22"/>
+        </w:rPr>
+        <w:tab/>
+        <w:t>7</w:t>
+      </w:r>
+    </w:p>
+    <w:p>
+      <w:pPr>
+        <w:tabs>
+          <w:tab w:val="right" w:leader="dot" w:pos="9360"/>
+        </w:tabs>
+        <w:spacing w:after="90" w:line="276" w:lineRule="auto"/>
+      </w:pPr>
+      <w:r>
+        <w:rPr>
+          <w:sz w:val="22"/>
+          <w:szCs w:val="22"/>
+        </w:rPr>
+        <w:t>3.2 Sample images from the Model B training set</w:t>
+      </w:r>
+      <w:r>
+        <w:rPr>
+          <w:sz w:val="22"/>
+          <w:szCs w:val="22"/>
+        </w:rPr>
+        <w:tab/>
+        <w:t>7</w:t>
+      </w:r>
+    </w:p>
+    <w:p>
+      <w:pPr>
+        <w:tabs>
+          <w:tab w:val="right" w:leader="dot" w:pos="9360"/>
+        </w:tabs>
+        <w:spacing w:after="90" w:line="276" w:lineRule="auto"/>
+      </w:pPr>
+      <w:r>
+        <w:rPr>
+          <w:sz w:val="22"/>
+          <w:szCs w:val="22"/>
+        </w:rPr>
+        <w:t>3.3 Sample synthetic handwriting images</w:t>
+      </w:r>
+      <w:r>
+        <w:rPr>
+          <w:sz w:val="22"/>
+          <w:szCs w:val="22"/>
+        </w:rPr>
+        <w:tab/>
+        <w:t>8</w:t>
+      </w:r>
+    </w:p>
+    <w:p>
+      <w:pPr>
+        <w:tabs>
+          <w:tab w:val="right" w:leader="dot" w:pos="9360"/>
+        </w:tabs>
+        <w:spacing w:after="90" w:line="276" w:lineRule="auto"/>
+      </w:pPr>
+      <w:r>
+        <w:rPr>
+          <w:sz w:val="22"/>
+          <w:szCs w:val="22"/>
+        </w:rPr>
+        <w:t xml:space="preserve">3.4 Three </w:t>
+      </w:r>
+      <w:proofErr w:type="spellStart"/>
+      <w:r>
+        <w:rPr>
+          <w:sz w:val="22"/>
+          <w:szCs w:val="22"/>
+        </w:rPr>
+        <w:t>RxHandBD</w:t>
+      </w:r>
+      <w:proofErr w:type="spellEnd"/>
+      <w:r>
+        <w:rPr>
+          <w:sz w:val="22"/>
+          <w:szCs w:val="22"/>
+        </w:rPr>
+        <w:t xml:space="preserve"> test images whose label belongs to a </w:t>
+      </w:r>
+      <w:proofErr w:type="spellStart"/>
+      <w:r>
+        <w:rPr>
+          <w:sz w:val="22"/>
+          <w:szCs w:val="22"/>
+        </w:rPr>
+        <w:t>neighbouring</w:t>
+      </w:r>
+      <w:proofErr w:type="spellEnd"/>
+      <w:r>
+        <w:rPr>
+          <w:sz w:val="22"/>
+          <w:szCs w:val="22"/>
+        </w:rPr>
+        <w:t xml:space="preserve"> image</w:t>
+      </w:r>
+      <w:r>
+        <w:rPr>
+          <w:sz w:val="22"/>
+          <w:szCs w:val="22"/>
+        </w:rPr>
+        <w:tab/>
+        <w:t>8</w:t>
+      </w:r>
+    </w:p>
+    <w:p>
+      <w:pPr>
+        <w:tabs>
+          <w:tab w:val="right" w:leader="dot" w:pos="9360"/>
+        </w:tabs>
+        <w:spacing w:after="90" w:line="276" w:lineRule="auto"/>
+      </w:pPr>
+      <w:r>
+        <w:rPr>
+          <w:sz w:val="22"/>
+          <w:szCs w:val="22"/>
+        </w:rPr>
+        <w:t xml:space="preserve">3.5 </w:t>
+      </w:r>
+      <w:proofErr w:type="spellStart"/>
+      <w:r>
+        <w:rPr>
+          <w:sz w:val="22"/>
+          <w:szCs w:val="22"/>
+        </w:rPr>
+        <w:t>TrOCR</w:t>
+      </w:r>
+      <w:proofErr w:type="spellEnd"/>
+      <w:r>
+        <w:rPr>
+          <w:sz w:val="22"/>
+          <w:szCs w:val="22"/>
+        </w:rPr>
+        <w:t xml:space="preserve"> architecture used in both models</w:t>
+      </w:r>
+      <w:r>
+        <w:rPr>
+          <w:sz w:val="22"/>
+          <w:szCs w:val="22"/>
+        </w:rPr>
+        <w:tab/>
+        <w:t>9</w:t>
+      </w:r>
+    </w:p>
+    <w:p>
+      <w:pPr>
+        <w:tabs>
+          <w:tab w:val="right" w:leader="dot" w:pos="9360"/>
+        </w:tabs>
+        <w:spacing w:after="90" w:line="276" w:lineRule="auto"/>
+      </w:pPr>
+      <w:r>
+        <w:rPr>
+          <w:sz w:val="22"/>
+          <w:szCs w:val="22"/>
+        </w:rPr>
+        <w:t>3.6 Processing pipeline for printed packs (Model A)</w:t>
+      </w:r>
+      <w:r>
+        <w:rPr>
+          <w:sz w:val="22"/>
+          <w:szCs w:val="22"/>
+        </w:rPr>
+        <w:tab/>
+        <w:t>10</w:t>
+      </w:r>
+    </w:p>
+    <w:p>
+      <w:pPr>
+        <w:tabs>
+          <w:tab w:val="right" w:leader="dot" w:pos="9360"/>
+        </w:tabs>
+        <w:spacing w:after="90" w:line="276" w:lineRule="auto"/>
+      </w:pPr>
+      <w:r>
+        <w:rPr>
+          <w:sz w:val="22"/>
+          <w:szCs w:val="22"/>
+        </w:rPr>
+        <w:t>3.7 Processing pipeline for handwritten prescriptions (Model B)</w:t>
+      </w:r>
+      <w:r>
+        <w:rPr>
+          <w:sz w:val="22"/>
+          <w:szCs w:val="22"/>
+        </w:rPr>
+        <w:tab/>
+        <w:t>11</w:t>
+      </w:r>
+    </w:p>
+    <w:p>
+      <w:pPr>
+        <w:tabs>
+          <w:tab w:val="right" w:leader="dot" w:pos="9360"/>
+        </w:tabs>
+        <w:spacing w:after="90" w:line="276" w:lineRule="auto"/>
+      </w:pPr>
+      <w:r>
+        <w:rPr>
+          <w:sz w:val="22"/>
+          <w:szCs w:val="22"/>
+        </w:rPr>
+        <w:t xml:space="preserve">4.1 System architecture of </w:t>
+      </w:r>
+      <w:proofErr w:type="spellStart"/>
+      <w:r>
+        <w:rPr>
+          <w:sz w:val="22"/>
+          <w:szCs w:val="22"/>
+        </w:rPr>
+        <w:t>MediScan</w:t>
+      </w:r>
+      <w:proofErr w:type="spellEnd"/>
+      <w:r>
+        <w:rPr>
+          <w:sz w:val="22"/>
+          <w:szCs w:val="22"/>
+        </w:rPr>
+        <w:tab/>
+        <w:t>15</w:t>
+      </w:r>
+    </w:p>
+    <w:p>
+      <w:pPr>
+        <w:tabs>
+          <w:tab w:val="right" w:leader="dot" w:pos="9360"/>
+        </w:tabs>
+        <w:spacing w:after="90" w:line="276" w:lineRule="auto"/>
+      </w:pPr>
+      <w:r>
+        <w:rPr>
+          <w:sz w:val="22"/>
+          <w:szCs w:val="22"/>
+        </w:rPr>
+        <w:t>5.1 Model A reading quality on real label crops</w:t>
+      </w:r>
+      <w:r>
+        <w:rPr>
+          <w:sz w:val="22"/>
+          <w:szCs w:val="22"/>
+        </w:rPr>
+        <w:tab/>
+        <w:t>20</w:t>
+      </w:r>
+    </w:p>
+    <w:p>
+      <w:pPr>
+        <w:tabs>
+          <w:tab w:val="right" w:leader="dot" w:pos="9360"/>
+        </w:tabs>
+        <w:spacing w:after="90" w:line="276" w:lineRule="auto"/>
+      </w:pPr>
+      <w:r>
+        <w:rPr>
+          <w:sz w:val="22"/>
+          <w:szCs w:val="22"/>
+        </w:rPr>
+        <w:t>5.2 Precision and share of photos called Verified</w:t>
+      </w:r>
+      <w:r>
+        <w:rPr>
+          <w:sz w:val="22"/>
+          <w:szCs w:val="22"/>
+        </w:rPr>
+        <w:tab/>
+        <w:t>21</w:t>
+      </w:r>
+    </w:p>
+    <w:p>
+      <w:pPr>
+        <w:tabs>
+          <w:tab w:val="right" w:leader="dot" w:pos="9360"/>
+        </w:tabs>
+        <w:spacing w:after="90" w:line="276" w:lineRule="auto"/>
+      </w:pPr>
+      <w:r>
+        <w:rPr>
+          <w:sz w:val="22"/>
+          <w:szCs w:val="22"/>
+        </w:rPr>
+        <w:t>5.3 Model B results on the real-only test set</w:t>
+      </w:r>
+      <w:r>
+        <w:rPr>
+          <w:sz w:val="22"/>
+          <w:szCs w:val="22"/>
+        </w:rPr>
+        <w:tab/>
+        <w:t>22</w:t>
+      </w:r>
+    </w:p>
+    <w:p>
+      <w:pPr>
+        <w:tabs>
+          <w:tab w:val="right" w:leader="dot" w:pos="9360"/>
+        </w:tabs>
+        <w:spacing w:after="90" w:line="276" w:lineRule="auto"/>
+      </w:pPr>
+      <w:r>
+        <w:rPr>
+          <w:sz w:val="22"/>
+          <w:szCs w:val="22"/>
+        </w:rPr>
+        <w:t>5.4 Model B accuracy after database matching</w:t>
+      </w:r>
+      <w:r>
+        <w:rPr>
+          <w:sz w:val="22"/>
+          <w:szCs w:val="22"/>
+        </w:rPr>
+        <w:tab/>
+        <w:t>23</w:t>
+      </w:r>
+    </w:p>
+    <w:p>
+      <w:pPr>
+        <w:tabs>
+          <w:tab w:val="right" w:leader="dot" w:pos="9360"/>
+        </w:tabs>
+        <w:spacing w:after="90" w:line="276" w:lineRule="auto"/>
+      </w:pPr>
+      <w:r>
+        <w:rPr>
+          <w:sz w:val="22"/>
+          <w:szCs w:val="22"/>
+        </w:rPr>
+        <w:t>9.1 Home page</w:t>
+      </w:r>
+      <w:r>
+        <w:rPr>
+          <w:sz w:val="22"/>
+          <w:szCs w:val="22"/>
+        </w:rPr>
+        <w:tab/>
+        <w:t>29</w:t>
+      </w:r>
+    </w:p>
+    <w:p>
+      <w:pPr>
+        <w:tabs>
+          <w:tab w:val="right" w:leader="dot" w:pos="9360"/>
+        </w:tabs>
+        <w:spacing w:after="90" w:line="276" w:lineRule="auto"/>
+      </w:pPr>
+      <w:r>
+        <w:rPr>
+          <w:sz w:val="22"/>
+          <w:szCs w:val="22"/>
+        </w:rPr>
+        <w:t>9.2 Printed pack result, Verified</w:t>
+      </w:r>
+      <w:r>
+        <w:rPr>
+          <w:sz w:val="22"/>
+          <w:szCs w:val="22"/>
+        </w:rPr>
+        <w:tab/>
+        <w:t>29</w:t>
+      </w:r>
+    </w:p>
+    <w:p>
+      <w:pPr>
+        <w:tabs>
+          <w:tab w:val="right" w:leader="dot" w:pos="9360"/>
+        </w:tabs>
+        <w:spacing w:after="90" w:line="276" w:lineRule="auto"/>
+      </w:pPr>
+      <w:r>
+        <w:rPr>
+          <w:sz w:val="22"/>
+          <w:szCs w:val="22"/>
+        </w:rPr>
+        <w:t>9.3 Handwritten prescription result</w:t>
+      </w:r>
+      <w:r>
+        <w:rPr>
+          <w:sz w:val="22"/>
+          <w:szCs w:val="22"/>
+        </w:rPr>
+        <w:tab/>
+        <w:t>30</w:t>
+      </w:r>
+    </w:p>
+    <w:p>
+      <w:pPr>
+        <w:tabs>
+          <w:tab w:val="right" w:leader="dot" w:pos="9360"/>
+        </w:tabs>
+        <w:spacing w:after="90" w:line="276" w:lineRule="auto"/>
+      </w:pPr>
+      <w:r>
+        <w:rPr>
+          <w:sz w:val="22"/>
+          <w:szCs w:val="22"/>
+        </w:rPr>
+        <w:t>9.4 Medicine details and interactions</w:t>
+      </w:r>
+      <w:r>
+        <w:rPr>
+          <w:sz w:val="22"/>
+          <w:szCs w:val="22"/>
+        </w:rPr>
+        <w:tab/>
+        <w:t>30</w:t>
+      </w:r>
+    </w:p>
+    <w:p>
+      <w:pPr>
+        <w:tabs>
+          <w:tab w:val="right" w:leader="dot" w:pos="9360"/>
+        </w:tabs>
+        <w:spacing w:after="100"/>
+      </w:pPr>
     </w:p>
     <w:p>
       <w:pPr>
@@ -3095,13 +3052,8 @@
         <w:spacing w:after="120" w:line="360" w:lineRule="auto"/>
         <w:jc w:val="both"/>
       </w:pPr>
-      <w:proofErr w:type="spellStart"/>
-      <w:r>
-        <w:t>MediScan</w:t>
-      </w:r>
-      <w:proofErr w:type="spellEnd"/>
-      <w:r>
-        <w:t xml:space="preserve"> is an offline medicine-identification system. A person takes a photograph of a medicine strip, bottle, box or a doctor’s handwritten prescription. The system reads the text in the photograph, finds the medicine in a local database of more than five lakh Indian medicines, and shows its name, salt, strength, manufacturer, price, side effects and known interactions. Every step runs on the user’s own computer. No image or text is sent to any outside service.</w:t>
+      <w:r>
+        <w:t>MediScan is an offline medicine-identification system. A person takes a photograph of a medicine strip, bottle, box or a doctor’s handwritten prescription. The system reads the text in the photograph, finds the medicine in a local database of more than five lakh Indian medicines, and shows its name, salt, strength, manufacturer, price, side effects and known interactions. Every step runs on the user’s own computer. No image or text is sent to any outside service.</w:t>
       </w:r>
     </w:p>
     <w:p>
@@ -3231,15 +3183,7 @@
         <w:jc w:val="both"/>
       </w:pPr>
       <w:r>
-        <w:t xml:space="preserve">To develop </w:t>
-      </w:r>
-      <w:proofErr w:type="spellStart"/>
-      <w:r>
-        <w:t>MediScan</w:t>
-      </w:r>
-      <w:proofErr w:type="spellEnd"/>
-      <w:r>
-        <w:t xml:space="preserve">, a Django web application that uses two fine-tuned </w:t>
+        <w:t xml:space="preserve">To develop MediScan, a Django web application that uses two fine-tuned </w:t>
       </w:r>
       <w:proofErr w:type="spellStart"/>
       <w:r>
@@ -3372,15 +3316,7 @@
         <w:jc w:val="both"/>
       </w:pPr>
       <w:r>
-        <w:t xml:space="preserve">This chapter introduced </w:t>
-      </w:r>
-      <w:proofErr w:type="spellStart"/>
-      <w:r>
-        <w:t>MediScan</w:t>
-      </w:r>
-      <w:proofErr w:type="spellEnd"/>
-      <w:r>
-        <w:t>, explained why an offline medicine reader is useful and stated the problem and objectives. Chapter 2 reviews related work. Chapter 3 analyses the data, the architecture and the pipeline. Chapter 4 describes how the models were built, trained and tested. Chapters 5 and 6 give the results and the deployment. Chapters 7 and 8 give the conclusion and the future scope.</w:t>
+        <w:t>This chapter introduced MediScan, explained why an offline medicine reader is useful and stated the problem and objectives. Chapter 2 reviews related work. Chapter 3 analyses the data, the architecture and the pipeline. Chapter 4 describes how the models were built, trained and tested. Chapters 5 and 6 give the results and the deployment. Chapters 7 and 8 give the conclusion and the future scope.</w:t>
       </w:r>
     </w:p>
     <w:p>
@@ -3430,15 +3366,7 @@
         <w:jc w:val="both"/>
       </w:pPr>
       <w:r>
-        <w:t xml:space="preserve">This chapter reviews the work that </w:t>
-      </w:r>
-      <w:proofErr w:type="spellStart"/>
-      <w:r>
-        <w:t>MediScan</w:t>
-      </w:r>
-      <w:proofErr w:type="spellEnd"/>
-      <w:r>
-        <w:t xml:space="preserve"> builds on: optical character recognition (OCR) for printed and handwritten text, transformer-based </w:t>
+        <w:t xml:space="preserve">This chapter reviews the work that MediScan builds on: optical character recognition (OCR) for printed and handwritten text, transformer-based </w:t>
       </w:r>
       <w:proofErr w:type="spellStart"/>
       <w:r>
@@ -3508,15 +3436,7 @@
       </w:r>
       <w:proofErr w:type="spellEnd"/>
       <w:r>
-        <w:t xml:space="preserve"> [6] uses this idea for text reading. A Vision Transformer encoder looks at the image, and a text-decoder transformer writes the characters one piece at a time. Both parts are pre-trained, so the model needs relatively little task data to adapt. Public checkpoints exist for printed text and for handwritten text. This is why </w:t>
-      </w:r>
-      <w:proofErr w:type="spellStart"/>
-      <w:r>
-        <w:t>MediScan</w:t>
-      </w:r>
-      <w:proofErr w:type="spellEnd"/>
-      <w:r>
-        <w:t xml:space="preserve"> uses the printed checkpoint for packs (Model A) and the handwritten checkpoint for prescriptions (Model B).</w:t>
+        <w:t xml:space="preserve"> [6] uses this idea for text reading. A Vision Transformer encoder looks at the image, and a text-decoder transformer writes the characters one piece at a time. Both parts are pre-trained, so the model needs relatively little task data to adapt. Public checkpoints exist for printed text and for handwritten text. This is why MediScan uses the printed checkpoint for packs (Model A) and the handwritten checkpoint for prescriptions (Model B).</w:t>
       </w:r>
     </w:p>
     <w:p>
@@ -3552,15 +3472,7 @@
       </w:r>
       <w:proofErr w:type="spellEnd"/>
       <w:r>
-        <w:t xml:space="preserve"> library, finds text regions by predicting the area of each character and the links between characters. </w:t>
-      </w:r>
-      <w:proofErr w:type="spellStart"/>
-      <w:r>
-        <w:t>MediScan</w:t>
-      </w:r>
-      <w:proofErr w:type="spellEnd"/>
-      <w:r>
-        <w:t xml:space="preserve"> uses only this detection part and lets </w:t>
+        <w:t xml:space="preserve"> library, finds text regions by predicting the area of each character and the links between characters. MediScan uses only this detection part and lets </w:t>
       </w:r>
       <w:proofErr w:type="spellStart"/>
       <w:r>
@@ -3591,15 +3503,7 @@
         <w:jc w:val="both"/>
       </w:pPr>
       <w:r>
-        <w:t xml:space="preserve">The IAM Handwriting Database [8] is the standard English handwriting benchmark, with lines written by many writers. It is useful for learning general handwriting but contains ordinary sentences, not medicine names. Prescription-specific sets are small, so </w:t>
-      </w:r>
-      <w:proofErr w:type="spellStart"/>
-      <w:r>
-        <w:t>MediScan</w:t>
-      </w:r>
-      <w:proofErr w:type="spellEnd"/>
-      <w:r>
-        <w:t xml:space="preserve"> combines several </w:t>
+        <w:t xml:space="preserve">The IAM Handwriting Database [8] is the standard English handwriting benchmark, with lines written by many writers. It is useful for learning general handwriting but contains ordinary sentences, not medicine names. Prescription-specific sets are small, so MediScan combines several </w:t>
       </w:r>
       <w:r>
         <w:lastRenderedPageBreak/>
@@ -3740,23 +3644,7 @@
       </w:r>
       <w:proofErr w:type="spellEnd"/>
       <w:r>
-        <w:t xml:space="preserve"> needs a detector and a matching layer in front of and behind it to work as a complete prescription and label reader, and </w:t>
-      </w:r>
-      <w:proofErr w:type="spellStart"/>
-      <w:r>
-        <w:t>MediScan</w:t>
-      </w:r>
-      <w:proofErr w:type="spellEnd"/>
-      <w:r>
-        <w:t xml:space="preserve"> supplies both. The works reviewed here concentrate on recognition accuracy. </w:t>
-      </w:r>
-      <w:proofErr w:type="spellStart"/>
-      <w:r>
-        <w:t>MediScan</w:t>
-      </w:r>
-      <w:proofErr w:type="spellEnd"/>
-      <w:r>
-        <w:t xml:space="preserve"> adds an offline database, a matching layer and honest confidence levels around the </w:t>
+        <w:t xml:space="preserve"> needs a detector and a matching layer in front of and behind it to work as a complete prescription and label reader, and MediScan supplies both. The works reviewed here concentrate on recognition accuracy. MediScan adds an offline database, a matching layer and honest confidence levels around the </w:t>
       </w:r>
       <w:proofErr w:type="spellStart"/>
       <w:r>
@@ -5489,15 +5377,7 @@
         <w:jc w:val="both"/>
       </w:pPr>
       <w:r>
-        <w:t xml:space="preserve">Labels keep their original </w:t>
-      </w:r>
-      <w:proofErr w:type="gramStart"/>
-      <w:r>
-        <w:t>upper and lower case</w:t>
-      </w:r>
-      <w:proofErr w:type="gramEnd"/>
-      <w:r>
-        <w:t xml:space="preserve"> during training, but the character error rate and the exact-match score are computed without case, because for medicine names “OMEP” and “</w:t>
+        <w:t>Labels keep their original upper and lower case during training, but the character error rate and the exact-match score are computed without case, because for medicine names “OMEP” and “</w:t>
       </w:r>
       <w:proofErr w:type="spellStart"/>
       <w:r>
@@ -6817,6 +6697,111 @@
       <w:r>
         <w:t>This section describes the complete processing from photograph to answer. The two pipelines share the same matching index and the same database.</w:t>
       </w:r>
+      <w:r>
+        <w:t xml:space="preserve"> The processing of </w:t>
+      </w:r>
+      <w:proofErr w:type="spellStart"/>
+      <w:r>
+        <w:t>MediScan</w:t>
+      </w:r>
+      <w:proofErr w:type="spellEnd"/>
+      <w:r>
+        <w:t xml:space="preserve"> has five stages: image preparation, text detection, reading and parsing, database matching with safety gates, and result display. Fig 3.6 shows how a photograph moves through these stages, from the upload to the final result page.</w:t>
+      </w:r>
+    </w:p>
+    <w:p>
+      <w:pPr>
+        <w:spacing w:after="120" w:line="360" w:lineRule="auto"/>
+        <w:jc w:val="both"/>
+      </w:pPr>
+    </w:p>
+    <w:p>
+      <w:pPr>
+        <w:spacing w:after="120" w:line="360" w:lineRule="auto"/>
+        <w:jc w:val="both"/>
+        <w:rPr>
+          <w:i/>
+          <w:iCs/>
+        </w:rPr>
+      </w:pPr>
+      <w:r>
+        <w:rPr>
+          <w:noProof/>
+        </w:rPr>
+        <w:lastRenderedPageBreak/>
+        <w:drawing>
+          <wp:inline distT="0" distB="0" distL="0" distR="0" wp14:anchorId="746D4FA1" wp14:editId="5E96BEEA">
+            <wp:extent cx="5943600" cy="7846060"/>
+            <wp:effectExtent l="0" t="0" r="0" b="2540"/>
+            <wp:docPr id="19" name="Graphic 19"/>
+            <wp:cNvGraphicFramePr>
+              <a:graphicFrameLocks xmlns:a="http://schemas.openxmlformats.org/drawingml/2006/main" noChangeAspect="1"/>
+            </wp:cNvGraphicFramePr>
+            <a:graphic xmlns:a="http://schemas.openxmlformats.org/drawingml/2006/main">
+              <a:graphicData uri="http://schemas.openxmlformats.org/drawingml/2006/picture">
+                <pic:pic xmlns:pic="http://schemas.openxmlformats.org/drawingml/2006/picture">
+                  <pic:nvPicPr>
+                    <pic:cNvPr id="19" name="Graphic 19"/>
+                    <pic:cNvPicPr/>
+                  </pic:nvPicPr>
+                  <pic:blipFill>
+                    <a:blip r:embed="rId15">
+                      <a:extLst>
+                        <a:ext uri="{28A0092B-C50C-407E-A947-70E740481C1C}">
+                          <a14:useLocalDpi xmlns:a14="http://schemas.microsoft.com/office/drawing/2010/main" val="0"/>
+                        </a:ext>
+                        <a:ext uri="{96DAC541-7B7A-43D3-8B79-37D633B846F1}">
+                          <asvg:svgBlip xmlns:asvg="http://schemas.microsoft.com/office/drawing/2016/SVG/main" r:embed="rId16"/>
+                        </a:ext>
+                      </a:extLst>
+                    </a:blip>
+                    <a:stretch>
+                      <a:fillRect/>
+                    </a:stretch>
+                  </pic:blipFill>
+                  <pic:spPr>
+                    <a:xfrm>
+                      <a:off x="0" y="0"/>
+                      <a:ext cx="5943600" cy="7846060"/>
+                    </a:xfrm>
+                    <a:prstGeom prst="rect">
+                      <a:avLst/>
+                    </a:prstGeom>
+                  </pic:spPr>
+                </pic:pic>
+              </a:graphicData>
+            </a:graphic>
+          </wp:inline>
+        </w:drawing>
+      </w:r>
+    </w:p>
+    <w:p>
+      <w:pPr>
+        <w:spacing w:after="120" w:line="360" w:lineRule="auto"/>
+        <w:jc w:val="center"/>
+      </w:pPr>
+      <w:r>
+        <w:rPr>
+          <w:i/>
+          <w:iCs/>
+        </w:rPr>
+        <w:t xml:space="preserve">Fig 3.6: End-to-end processing pipeline of </w:t>
+      </w:r>
+      <w:proofErr w:type="spellStart"/>
+      <w:r>
+        <w:rPr>
+          <w:i/>
+          <w:iCs/>
+        </w:rPr>
+        <w:t>MediScan</w:t>
+      </w:r>
+      <w:proofErr w:type="spellEnd"/>
+    </w:p>
+    <w:p>
+      <w:pPr>
+        <w:spacing w:after="120" w:line="360" w:lineRule="auto"/>
+        <w:jc w:val="both"/>
+      </w:pPr>
     </w:p>
     <w:p>
       <w:pPr>
@@ -6859,15 +6844,7 @@
         <w:t>Fix the photo.</w:t>
       </w:r>
       <w:r>
-        <w:t xml:space="preserve"> The EXIF tag is read and the photo is rotated </w:t>
-      </w:r>
-      <w:proofErr w:type="gramStart"/>
-      <w:r>
-        <w:t>to</w:t>
-      </w:r>
-      <w:proofErr w:type="gramEnd"/>
-      <w:r>
-        <w:t xml:space="preserve"> upright.</w:t>
+        <w:t xml:space="preserve"> The EXIF tag is read and the photo is rotated to upright.</w:t>
       </w:r>
     </w:p>
     <w:p>
@@ -6885,7 +6862,6 @@
           <w:b/>
           <w:bCs/>
         </w:rPr>
-        <w:lastRenderedPageBreak/>
         <w:t>Find the text.</w:t>
       </w:r>
       <w:r>
@@ -7049,7 +7025,7 @@
                     </pic:cNvPicPr>
                   </pic:nvPicPr>
                   <pic:blipFill>
-                    <a:blip r:embed="rId15"/>
+                    <a:blip r:embed="rId17"/>
                     <a:srcRect/>
                     <a:stretch>
                       <a:fillRect/>
@@ -7142,6 +7118,7 @@
           <w:b/>
           <w:bCs/>
         </w:rPr>
+        <w:lastRenderedPageBreak/>
         <w:t>Read each box.</w:t>
       </w:r>
       <w:r>
@@ -7234,7 +7211,6 @@
           <w:b/>
           <w:bCs/>
         </w:rPr>
-        <w:lastRenderedPageBreak/>
         <w:t>Show the rest.</w:t>
       </w:r>
       <w:r>
@@ -7486,7 +7462,7 @@
                     </pic:cNvPicPr>
                   </pic:nvPicPr>
                   <pic:blipFill>
-                    <a:blip r:embed="rId16"/>
+                    <a:blip r:embed="rId18"/>
                     <a:srcRect/>
                     <a:stretch>
                       <a:fillRect/>
@@ -7541,15 +7517,7 @@
         <w:jc w:val="both"/>
       </w:pPr>
       <w:r>
-        <w:t xml:space="preserve">A lookup that returns the wrong medicine is worse than no answer. For this </w:t>
-      </w:r>
-      <w:proofErr w:type="gramStart"/>
-      <w:r>
-        <w:t>reason</w:t>
-      </w:r>
-      <w:proofErr w:type="gramEnd"/>
-      <w:r>
-        <w:t xml:space="preserve"> the application shows one of four states. </w:t>
+        <w:t xml:space="preserve">A lookup that returns the wrong medicine is worse than no answer. For this reason the application shows one of four states. </w:t>
       </w:r>
       <w:r>
         <w:rPr>
@@ -7599,6 +7567,7 @@
         <w:spacing w:after="120"/>
       </w:pPr>
       <w:r>
+        <w:lastRenderedPageBreak/>
         <w:t>3.6 FEASIBILITY ANALYSIS</w:t>
       </w:r>
     </w:p>
@@ -7622,15 +7591,7 @@
         <w:jc w:val="both"/>
       </w:pPr>
       <w:r>
-        <w:t xml:space="preserve">All components are open source and </w:t>
-      </w:r>
-      <w:proofErr w:type="gramStart"/>
-      <w:r>
-        <w:t>run on</w:t>
-      </w:r>
-      <w:proofErr w:type="gramEnd"/>
-      <w:r>
-        <w:t xml:space="preserve"> Python. The trained models are loaded once at start-up. Photographs are processed on the CPU in about five seconds on average, and a GPU is needed only for training. The project was completed with the free GPU time provided by Kaggle for training and a normal laptop for the application.</w:t>
+        <w:t>All components are open source and run on Python. The trained models are loaded once at start-up. Photographs are processed on the CPU in about five seconds on average, and a GPU is needed only for training. The project was completed with the free GPU time provided by Kaggle for training and a normal laptop for the application.</w:t>
       </w:r>
     </w:p>
     <w:p>
@@ -7644,7 +7605,6 @@
           <w:sz w:val="24"/>
           <w:szCs w:val="24"/>
         </w:rPr>
-        <w:lastRenderedPageBreak/>
         <w:t>3.6.2 ECONOMIC FEASIBILITY</w:t>
       </w:r>
     </w:p>
@@ -7849,6 +7809,7 @@
         <w:jc w:val="both"/>
       </w:pPr>
       <w:r>
+        <w:lastRenderedPageBreak/>
         <w:t xml:space="preserve">• </w:t>
       </w:r>
       <w:r>
@@ -7961,7 +7922,6 @@
         <w:jc w:val="both"/>
       </w:pPr>
       <w:r>
-        <w:lastRenderedPageBreak/>
         <w:t xml:space="preserve">• </w:t>
       </w:r>
       <w:r>
@@ -8207,6 +8167,7 @@
           <w:b/>
           <w:bCs/>
         </w:rPr>
+        <w:lastRenderedPageBreak/>
         <w:t>Recommended Configuration (for faster processing):</w:t>
       </w:r>
     </w:p>
@@ -8270,7 +8231,6 @@
         <w:jc w:val="both"/>
       </w:pPr>
       <w:r>
-        <w:lastRenderedPageBreak/>
         <w:t>• Network: Local network, if the phone uploads the photo to the laptop</w:t>
       </w:r>
     </w:p>
@@ -8594,7 +8554,7 @@
                     </pic:cNvPicPr>
                   </pic:nvPicPr>
                   <pic:blipFill>
-                    <a:blip r:embed="rId17"/>
+                    <a:blip r:embed="rId19"/>
                     <a:srcRect/>
                     <a:stretch>
                       <a:fillRect/>
@@ -8626,17 +8586,8 @@
           <w:i/>
           <w:iCs/>
         </w:rPr>
-        <w:t xml:space="preserve">Fig 4.1: System architecture of </w:t>
-      </w:r>
-      <w:proofErr w:type="spellStart"/>
-      <w:r>
-        <w:rPr>
-          <w:i/>
-          <w:iCs/>
-        </w:rPr>
-        <w:t>MediScan</w:t>
-      </w:r>
-      <w:proofErr w:type="spellEnd"/>
+        <w:t>Fig 4.1: System architecture of MediScan</w:t>
+      </w:r>
     </w:p>
     <w:p>
       <w:pPr>
@@ -8742,15 +8693,7 @@
       </w:r>
       <w:proofErr w:type="spellEnd"/>
       <w:r>
-        <w:t xml:space="preserve"> explicitly to </w:t>
-      </w:r>
-      <w:proofErr w:type="gramStart"/>
-      <w:r>
-        <w:t>generate(</w:t>
-      </w:r>
-      <w:proofErr w:type="gramEnd"/>
-      <w:r>
-        <w:t>).</w:t>
+        <w:t xml:space="preserve"> explicitly to generate().</w:t>
       </w:r>
     </w:p>
     <w:p>
@@ -10337,21 +10280,7 @@
         <w:rPr>
           <w:rFonts w:eastAsia="Arial"/>
         </w:rPr>
-        <w:t xml:space="preserve">• Loss </w:t>
-      </w:r>
-      <w:proofErr w:type="gramStart"/>
-      <w:r>
-        <w:rPr>
-          <w:rFonts w:eastAsia="Arial"/>
-        </w:rPr>
-        <w:t>check</w:t>
-      </w:r>
-      <w:proofErr w:type="gramEnd"/>
-      <w:r>
-        <w:rPr>
-          <w:rFonts w:eastAsia="Arial"/>
-        </w:rPr>
-        <w:t xml:space="preserve"> before training: the library loss was 18.94 and our loss was 3.30</w:t>
+        <w:t>• Loss check before training: the library loss was 18.94 and our loss was 3.30</w:t>
       </w:r>
     </w:p>
     <w:p>
@@ -11015,7 +10944,7 @@
                     </pic:cNvPicPr>
                   </pic:nvPicPr>
                   <pic:blipFill>
-                    <a:blip r:embed="rId18"/>
+                    <a:blip r:embed="rId20"/>
                     <a:srcRect/>
                     <a:stretch>
                       <a:fillRect/>
@@ -11892,7 +11821,7 @@
                     </pic:cNvPicPr>
                   </pic:nvPicPr>
                   <pic:blipFill>
-                    <a:blip r:embed="rId19"/>
+                    <a:blip r:embed="rId21"/>
                     <a:srcRect/>
                     <a:stretch>
                       <a:fillRect/>
@@ -11983,7 +11912,7 @@
                     </pic:cNvPicPr>
                   </pic:nvPicPr>
                   <pic:blipFill>
-                    <a:blip r:embed="rId20"/>
+                    <a:blip r:embed="rId22"/>
                     <a:srcRect/>
                     <a:stretch>
                       <a:fillRect/>
@@ -12781,7 +12710,7 @@
                     </pic:cNvPicPr>
                   </pic:nvPicPr>
                   <pic:blipFill>
-                    <a:blip r:embed="rId21"/>
+                    <a:blip r:embed="rId23"/>
                     <a:srcRect/>
                     <a:stretch>
                       <a:fillRect/>
@@ -13305,21 +13234,12 @@
         <w:spacing w:after="80" w:line="340" w:lineRule="auto"/>
         <w:jc w:val="both"/>
       </w:pPr>
-      <w:proofErr w:type="spellStart"/>
       <w:r>
         <w:rPr>
           <w:b/>
           <w:bCs/>
         </w:rPr>
-        <w:t>MediScan</w:t>
-      </w:r>
-      <w:proofErr w:type="spellEnd"/>
-      <w:r>
-        <w:rPr>
-          <w:b/>
-          <w:bCs/>
-        </w:rPr>
-        <w:t xml:space="preserve"> is an aid, not a medical device.</w:t>
+        <w:t>MediScan is an aid, not a medical device.</w:t>
       </w:r>
       <w:r>
         <w:t xml:space="preserve"> A Verified result still needs a pharmacist’s or doctor’s confirmation.</w:t>
@@ -13371,13 +13291,8 @@
         <w:spacing w:after="120" w:line="360" w:lineRule="auto"/>
         <w:jc w:val="both"/>
       </w:pPr>
-      <w:proofErr w:type="spellStart"/>
-      <w:r>
-        <w:t>MediScan</w:t>
-      </w:r>
-      <w:proofErr w:type="spellEnd"/>
-      <w:r>
-        <w:t xml:space="preserve"> is deployed as a Django web application. The </w:t>
+      <w:r>
+        <w:t xml:space="preserve">MediScan is deployed as a Django web application. The </w:t>
       </w:r>
       <w:proofErr w:type="spellStart"/>
       <w:r>
@@ -13453,7 +13368,13 @@
           <w:sz w:val="24"/>
           <w:szCs w:val="24"/>
         </w:rPr>
-        <w:t>6.1.3 OFFLINE OPERATION</w:t>
+        <w:t xml:space="preserve">6.1.3 </w:t>
+      </w:r>
+      <w:r>
+        <w:t>STANDALONE OPERATION</w:t>
+      </w:r>
+      <w:r>
+        <w:t xml:space="preserve"> </w:t>
       </w:r>
     </w:p>
     <w:p>
@@ -14083,15 +14004,7 @@
         <w:jc w:val="both"/>
       </w:pPr>
       <w:r>
-        <w:t xml:space="preserve">The source code of </w:t>
-      </w:r>
-      <w:proofErr w:type="spellStart"/>
-      <w:r>
-        <w:t>MediScan</w:t>
-      </w:r>
-      <w:proofErr w:type="spellEnd"/>
-      <w:r>
-        <w:t xml:space="preserve"> is maintained with Git for version control. Repository: </w:t>
+        <w:t xml:space="preserve">The source code of MediScan is maintained with Git for version control. Repository: </w:t>
       </w:r>
     </w:p>
     <w:p>
@@ -14099,7 +14012,7 @@
         <w:spacing w:after="120" w:line="360" w:lineRule="auto"/>
         <w:jc w:val="both"/>
       </w:pPr>
-      <w:hyperlink r:id="rId22" w:history="1">
+      <w:hyperlink r:id="rId24" w:history="1">
         <w:r>
           <w:rPr>
             <w:rStyle w:val="Hyperlink"/>
@@ -14117,8 +14030,45 @@
     <w:p>
       <w:pPr>
         <w:spacing w:after="120" w:line="360" w:lineRule="auto"/>
-        <w:jc w:val="both"/>
-      </w:pPr>
+        <w:jc w:val="center"/>
+      </w:pPr>
+      <w:r>
+        <w:drawing>
+          <wp:inline distT="0" distB="0" distL="0" distR="0" wp14:anchorId="00E9AF22" wp14:editId="209246CE">
+            <wp:extent cx="4580017" cy="4991533"/>
+            <wp:effectExtent l="0" t="0" r="0" b="0"/>
+            <wp:docPr id="20" name="Picture 20"/>
+            <wp:cNvGraphicFramePr>
+              <a:graphicFrameLocks xmlns:a="http://schemas.openxmlformats.org/drawingml/2006/main" noChangeAspect="1"/>
+            </wp:cNvGraphicFramePr>
+            <a:graphic xmlns:a="http://schemas.openxmlformats.org/drawingml/2006/main">
+              <a:graphicData uri="http://schemas.openxmlformats.org/drawingml/2006/picture">
+                <pic:pic xmlns:pic="http://schemas.openxmlformats.org/drawingml/2006/picture">
+                  <pic:nvPicPr>
+                    <pic:cNvPr id="1" name=""/>
+                    <pic:cNvPicPr/>
+                  </pic:nvPicPr>
+                  <pic:blipFill>
+                    <a:blip r:embed="rId25"/>
+                    <a:stretch>
+                      <a:fillRect/>
+                    </a:stretch>
+                  </pic:blipFill>
+                  <pic:spPr>
+                    <a:xfrm>
+                      <a:off x="0" y="0"/>
+                      <a:ext cx="4580017" cy="4991533"/>
+                    </a:xfrm>
+                    <a:prstGeom prst="rect">
+                      <a:avLst/>
+                    </a:prstGeom>
+                  </pic:spPr>
+                </pic:pic>
+              </a:graphicData>
+            </a:graphic>
+          </wp:inline>
+        </w:drawing>
+      </w:r>
     </w:p>
     <w:p>
       <w:pPr>
@@ -14156,20 +14106,15 @@
         <w:spacing w:after="120" w:line="360" w:lineRule="auto"/>
         <w:jc w:val="both"/>
       </w:pPr>
+      <w:r>
+        <w:t xml:space="preserve">MediScan shows that a complete medicine reader can run on an ordinary computer without any internet connection. Two fine-tuned </w:t>
+      </w:r>
       <w:proofErr w:type="spellStart"/>
       <w:r>
-        <w:t>MediScan</w:t>
+        <w:t>TrOCR</w:t>
       </w:r>
       <w:proofErr w:type="spellEnd"/>
       <w:r>
-        <w:t xml:space="preserve"> shows that a complete medicine reader can run on an ordinary computer without any internet connection. Two fine-tuned </w:t>
-      </w:r>
-      <w:proofErr w:type="spellStart"/>
-      <w:r>
-        <w:t>TrOCR</w:t>
-      </w:r>
-      <w:proofErr w:type="spellEnd"/>
-      <w:r>
         <w:t xml:space="preserve"> models, one for printed packs and one for doctors’ handwriting, are joined by a text detector, a brand-word index and a local database of 503,536 medicines.</w:t>
       </w:r>
     </w:p>
@@ -14179,23 +14124,7 @@
         <w:jc w:val="both"/>
       </w:pPr>
       <w:r>
-        <w:t xml:space="preserve">The main results are as follows. Model A reads real label crops with 84.9% exact match and </w:t>
-      </w:r>
-      <w:proofErr w:type="gramStart"/>
-      <w:r>
-        <w:t>1.83% character</w:t>
-      </w:r>
-      <w:proofErr w:type="gramEnd"/>
-      <w:r>
-        <w:t xml:space="preserve"> error. On 108 pack photographs the final matcher raises the precision of a “Verified” answer from 66.7% to 83.3%. Model B, trained on 177,057 images, reads the real-only test set with </w:t>
-      </w:r>
-      <w:proofErr w:type="gramStart"/>
-      <w:r>
-        <w:t>14.8% character</w:t>
-      </w:r>
-      <w:proofErr w:type="gramEnd"/>
-      <w:r>
-        <w:t xml:space="preserve"> error and 73.0% exact match, and 82.8% of in-database words are the first suggestion after matching. The average time for a prescription photograph is 5.1 seconds.</w:t>
+        <w:t>The main results are as follows. Model A reads real label crops with 84.9% exact match and 1.83% character error. On 108 pack photographs the final matcher raises the precision of a “Verified” answer from 66.7% to 83.3%. Model B, trained on 177,057 images, reads the real-only test set with 14.8% character error and 73.0% exact match, and 82.8% of in-database words are the first suggestion after matching. The average time for a prescription photograph is 5.1 seconds.</w:t>
       </w:r>
     </w:p>
     <w:p>
@@ -14477,6 +14406,7 @@
             </w:pPr>
             <w:r>
               <w:rPr>
+                <w:noProof/>
                 <w:sz w:val="22"/>
                 <w:szCs w:val="22"/>
               </w:rPr>
@@ -14496,7 +14426,7 @@
                           <pic:cNvPicPr/>
                         </pic:nvPicPr>
                         <pic:blipFill>
-                          <a:blip r:embed="rId23"/>
+                          <a:blip r:embed="rId26"/>
                           <a:stretch>
                             <a:fillRect/>
                           </a:stretch>
@@ -14589,9 +14519,9 @@
                 <w:noProof/>
               </w:rPr>
               <w:drawing>
-                <wp:inline distT="0" distB="0" distL="0" distR="0" wp14:anchorId="32E45BD6" wp14:editId="02D02507">
-                  <wp:extent cx="5916295" cy="4091940"/>
-                  <wp:effectExtent l="0" t="0" r="8255" b="3810"/>
+                <wp:inline distT="0" distB="0" distL="0" distR="0" wp14:anchorId="32E45BD6" wp14:editId="0D28A1C3">
+                  <wp:extent cx="5928360" cy="4100285"/>
+                  <wp:effectExtent l="0" t="0" r="0" b="0"/>
                   <wp:docPr id="16" name="Picture 16"/>
                   <wp:cNvGraphicFramePr>
                     <a:graphicFrameLocks xmlns:a="http://schemas.openxmlformats.org/drawingml/2006/main" noChangeAspect="1"/>
@@ -14606,7 +14536,7 @@
                           </pic:cNvPicPr>
                         </pic:nvPicPr>
                         <pic:blipFill>
-                          <a:blip r:embed="rId24">
+                          <a:blip r:embed="rId27">
                             <a:extLst>
                               <a:ext uri="{28A0092B-C50C-407E-A947-70E740481C1C}">
                                 <a14:useLocalDpi xmlns:a14="http://schemas.microsoft.com/office/drawing/2010/main" val="0"/>
@@ -14621,7 +14551,7 @@
                         <pic:spPr bwMode="auto">
                           <a:xfrm>
                             <a:off x="0" y="0"/>
-                            <a:ext cx="5927097" cy="4099411"/>
+                            <a:ext cx="5952441" cy="4116940"/>
                           </a:xfrm>
                           <a:prstGeom prst="rect">
                             <a:avLst/>
@@ -14653,7 +14583,7 @@
           <w:sz w:val="20"/>
           <w:szCs w:val="20"/>
         </w:rPr>
-        <w:t>Fig 9.2: Printed pack result, Verified</w:t>
+        <w:t>Fig 9.2: Printed pack result</w:t>
       </w:r>
     </w:p>
     <w:p>
@@ -14681,7 +14611,7 @@
         <w:tblLook w:val="0000" w:firstRow="0" w:lastRow="0" w:firstColumn="0" w:lastColumn="0" w:noHBand="0" w:noVBand="0"/>
       </w:tblPr>
       <w:tblGrid>
-        <w:gridCol w:w="6000"/>
+        <w:gridCol w:w="9092"/>
       </w:tblGrid>
       <w:tr>
         <w:trPr>
@@ -14705,11 +14635,43 @@
             </w:pPr>
             <w:r>
               <w:rPr>
-                <w:sz w:val="22"/>
-                <w:szCs w:val="22"/>
-                <w:highlight w:val="yellow"/>
-              </w:rPr>
-              <w:t>[Insert screenshot: handwritten prescription result with parsed lines]</w:t>
+                <w:noProof/>
+              </w:rPr>
+              <w:drawing>
+                <wp:inline distT="0" distB="0" distL="0" distR="0" wp14:anchorId="35D8B19A" wp14:editId="55224114">
+                  <wp:extent cx="5761219" cy="3779848"/>
+                  <wp:effectExtent l="0" t="0" r="0" b="0"/>
+                  <wp:docPr id="17" name="Picture 17"/>
+                  <wp:cNvGraphicFramePr>
+                    <a:graphicFrameLocks xmlns:a="http://schemas.openxmlformats.org/drawingml/2006/main" noChangeAspect="1"/>
+                  </wp:cNvGraphicFramePr>
+                  <a:graphic xmlns:a="http://schemas.openxmlformats.org/drawingml/2006/main">
+                    <a:graphicData uri="http://schemas.openxmlformats.org/drawingml/2006/picture">
+                      <pic:pic xmlns:pic="http://schemas.openxmlformats.org/drawingml/2006/picture">
+                        <pic:nvPicPr>
+                          <pic:cNvPr id="1" name=""/>
+                          <pic:cNvPicPr/>
+                        </pic:nvPicPr>
+                        <pic:blipFill>
+                          <a:blip r:embed="rId28"/>
+                          <a:stretch>
+                            <a:fillRect/>
+                          </a:stretch>
+                        </pic:blipFill>
+                        <pic:spPr>
+                          <a:xfrm>
+                            <a:off x="0" y="0"/>
+                            <a:ext cx="5761219" cy="3779848"/>
+                          </a:xfrm>
+                          <a:prstGeom prst="rect">
+                            <a:avLst/>
+                          </a:prstGeom>
+                        </pic:spPr>
+                      </pic:pic>
+                    </a:graphicData>
+                  </a:graphic>
+                </wp:inline>
+              </w:drawing>
             </w:r>
           </w:p>
         </w:tc>
@@ -14750,7 +14712,7 @@
     </w:p>
     <w:tbl>
       <w:tblPr>
-        <w:tblW w:w="6000" w:type="dxa"/>
+        <w:tblW w:w="7170" w:type="dxa"/>
         <w:jc w:val="center"/>
         <w:tblBorders>
           <w:top w:val="single" w:sz="4" w:space="0" w:color="auto"/>
@@ -14767,16 +14729,16 @@
         <w:tblLook w:val="0000" w:firstRow="0" w:lastRow="0" w:firstColumn="0" w:lastColumn="0" w:noHBand="0" w:noVBand="0"/>
       </w:tblPr>
       <w:tblGrid>
-        <w:gridCol w:w="6000"/>
+        <w:gridCol w:w="7400"/>
       </w:tblGrid>
       <w:tr>
         <w:trPr>
-          <w:trHeight w:val="3200"/>
+          <w:trHeight w:val="1895"/>
           <w:jc w:val="center"/>
         </w:trPr>
         <w:tc>
           <w:tcPr>
-            <w:tcW w:w="6000" w:type="dxa"/>
+            <w:tcW w:w="7170" w:type="dxa"/>
             <w:tcBorders>
               <w:top w:val="dashed" w:sz="6" w:space="0" w:color="888888"/>
               <w:left w:val="dashed" w:sz="6" w:space="0" w:color="888888"/>
@@ -14791,11 +14753,45 @@
             </w:pPr>
             <w:r>
               <w:rPr>
+                <w:noProof/>
                 <w:sz w:val="22"/>
                 <w:szCs w:val="22"/>
-                <w:highlight w:val="yellow"/>
-              </w:rPr>
-              <w:t>[Insert screenshot: medicine details, side effects and interactions]</w:t>
+              </w:rPr>
+              <w:drawing>
+                <wp:inline distT="0" distB="0" distL="0" distR="0" wp14:anchorId="7C808F68" wp14:editId="57318815">
+                  <wp:extent cx="4678680" cy="3614805"/>
+                  <wp:effectExtent l="0" t="0" r="7620" b="5080"/>
+                  <wp:docPr id="18" name="Picture 18"/>
+                  <wp:cNvGraphicFramePr>
+                    <a:graphicFrameLocks xmlns:a="http://schemas.openxmlformats.org/drawingml/2006/main" noChangeAspect="1"/>
+                  </wp:cNvGraphicFramePr>
+                  <a:graphic xmlns:a="http://schemas.openxmlformats.org/drawingml/2006/main">
+                    <a:graphicData uri="http://schemas.openxmlformats.org/drawingml/2006/picture">
+                      <pic:pic xmlns:pic="http://schemas.openxmlformats.org/drawingml/2006/picture">
+                        <pic:nvPicPr>
+                          <pic:cNvPr id="1" name=""/>
+                          <pic:cNvPicPr/>
+                        </pic:nvPicPr>
+                        <pic:blipFill>
+                          <a:blip r:embed="rId29"/>
+                          <a:stretch>
+                            <a:fillRect/>
+                          </a:stretch>
+                        </pic:blipFill>
+                        <pic:spPr>
+                          <a:xfrm>
+                            <a:off x="0" y="0"/>
+                            <a:ext cx="4726859" cy="3652029"/>
+                          </a:xfrm>
+                          <a:prstGeom prst="rect">
+                            <a:avLst/>
+                          </a:prstGeom>
+                        </pic:spPr>
+                      </pic:pic>
+                    </a:graphicData>
+                  </a:graphic>
+                </wp:inline>
+              </w:drawing>
             </w:r>
           </w:p>
         </w:tc>
@@ -15154,23 +15150,61 @@
           <w:sz w:val="23"/>
           <w:szCs w:val="23"/>
         </w:rPr>
-        <w:t>: 10.1609/</w:t>
-      </w:r>
-      <w:proofErr w:type="gramStart"/>
+        <w:t>: 10.1609/aaai.v37i11.26538.</w:t>
+      </w:r>
+    </w:p>
+    <w:p>
+      <w:pPr>
+        <w:spacing w:after="120" w:line="320" w:lineRule="auto"/>
+        <w:ind w:left="560" w:hanging="560"/>
+        <w:jc w:val="both"/>
+      </w:pPr>
       <w:r>
         <w:rPr>
           <w:sz w:val="23"/>
           <w:szCs w:val="23"/>
         </w:rPr>
-        <w:t>aaai.v</w:t>
-      </w:r>
-      <w:proofErr w:type="gramEnd"/>
+        <w:t>[7]</w:t>
+      </w:r>
       <w:r>
         <w:rPr>
           <w:sz w:val="23"/>
           <w:szCs w:val="23"/>
         </w:rPr>
-        <w:t>37i11.26538.</w:t>
+        <w:tab/>
+        <w:t xml:space="preserve">Y. Baek, B. Lee, D. Han, S. Yun, and H. Lee, “Character region awareness for text detection,” in Proc. IEEE/CVF Conf. </w:t>
+      </w:r>
+      <w:proofErr w:type="spellStart"/>
+      <w:r>
+        <w:rPr>
+          <w:sz w:val="23"/>
+          <w:szCs w:val="23"/>
+        </w:rPr>
+        <w:t>Comput</w:t>
+      </w:r>
+      <w:proofErr w:type="spellEnd"/>
+      <w:r>
+        <w:rPr>
+          <w:sz w:val="23"/>
+          <w:szCs w:val="23"/>
+        </w:rPr>
+        <w:t xml:space="preserve">. Vis. Pattern </w:t>
+      </w:r>
+      <w:proofErr w:type="spellStart"/>
+      <w:r>
+        <w:rPr>
+          <w:sz w:val="23"/>
+          <w:szCs w:val="23"/>
+        </w:rPr>
+        <w:t>Recognit</w:t>
+      </w:r>
+      <w:proofErr w:type="spellEnd"/>
+      <w:r>
+        <w:rPr>
+          <w:sz w:val="23"/>
+          <w:szCs w:val="23"/>
+        </w:rPr>
+        <w:t>. (CVPR), 2019, pp. 9365–9374.</w:t>
       </w:r>
     </w:p>
     <w:p>
@@ -15184,7 +15218,7 @@
           <w:sz w:val="23"/>
           <w:szCs w:val="23"/>
         </w:rPr>
-        <w:t>[7]</w:t>
+        <w:t>[8]</w:t>
       </w:r>
       <w:r>
         <w:rPr>
@@ -15192,7 +15226,7 @@
           <w:szCs w:val="23"/>
         </w:rPr>
         <w:tab/>
-        <w:t xml:space="preserve">Y. Baek, B. Lee, D. Han, S. Yun, and H. Lee, “Character region awareness for text detection,” in Proc. IEEE/CVF Conf. </w:t>
+        <w:t xml:space="preserve">U.-V. Marti and H. Bunke, “The IAM-database: An English sentence database for offline handwriting recognition,” Int. J. Document Anal. </w:t>
       </w:r>
       <w:proofErr w:type="spellStart"/>
       <w:r>
@@ -15200,7 +15234,7 @@
           <w:sz w:val="23"/>
           <w:szCs w:val="23"/>
         </w:rPr>
-        <w:t>Comput</w:t>
+        <w:t>Recognit</w:t>
       </w:r>
       <w:proofErr w:type="spellEnd"/>
       <w:r>
@@ -15208,23 +15242,61 @@
           <w:sz w:val="23"/>
           <w:szCs w:val="23"/>
         </w:rPr>
-        <w:t xml:space="preserve">. Vis. Pattern </w:t>
-      </w:r>
-      <w:proofErr w:type="spellStart"/>
+        <w:t>., vol. 5, no. 1, pp. 39–46, 2002.</w:t>
+      </w:r>
+    </w:p>
+    <w:p>
+      <w:pPr>
+        <w:spacing w:after="120" w:line="320" w:lineRule="auto"/>
+        <w:ind w:left="560" w:hanging="560"/>
+        <w:jc w:val="both"/>
+      </w:pPr>
       <w:r>
         <w:rPr>
           <w:sz w:val="23"/>
           <w:szCs w:val="23"/>
         </w:rPr>
-        <w:t>Recognit</w:t>
-      </w:r>
-      <w:proofErr w:type="spellEnd"/>
+        <w:t>[9]</w:t>
+      </w:r>
       <w:r>
         <w:rPr>
           <w:sz w:val="23"/>
           <w:szCs w:val="23"/>
         </w:rPr>
-        <w:t>. (CVPR), 2019, pp. 9365–9374.</w:t>
+        <w:tab/>
+        <w:t xml:space="preserve">V. I. </w:t>
+      </w:r>
+      <w:proofErr w:type="spellStart"/>
+      <w:r>
+        <w:rPr>
+          <w:sz w:val="23"/>
+          <w:szCs w:val="23"/>
+        </w:rPr>
+        <w:t>Levenshtein</w:t>
+      </w:r>
+      <w:proofErr w:type="spellEnd"/>
+      <w:r>
+        <w:rPr>
+          <w:sz w:val="23"/>
+          <w:szCs w:val="23"/>
+        </w:rPr>
+        <w:t xml:space="preserve">, “Binary codes capable of correcting deletions, insertions, and reversals,” Soviet Physics </w:t>
+      </w:r>
+      <w:proofErr w:type="spellStart"/>
+      <w:r>
+        <w:rPr>
+          <w:sz w:val="23"/>
+          <w:szCs w:val="23"/>
+        </w:rPr>
+        <w:t>Doklady</w:t>
+      </w:r>
+      <w:proofErr w:type="spellEnd"/>
+      <w:r>
+        <w:rPr>
+          <w:sz w:val="23"/>
+          <w:szCs w:val="23"/>
+        </w:rPr>
+        <w:t>, vol. 10, no. 8, pp. 707–710, 1966.</w:t>
       </w:r>
     </w:p>
     <w:p>
@@ -15238,7 +15310,7 @@
           <w:sz w:val="23"/>
           <w:szCs w:val="23"/>
         </w:rPr>
-        <w:t>[8]</w:t>
+        <w:t>[10]</w:t>
       </w:r>
       <w:r>
         <w:rPr>
@@ -15246,7 +15318,7 @@
           <w:szCs w:val="23"/>
         </w:rPr>
         <w:tab/>
-        <w:t xml:space="preserve">U.-V. Marti and H. Bunke, “The IAM-database: An English sentence database for offline handwriting recognition,” Int. J. Document Anal. </w:t>
+        <w:t>M. Bachmann, “</w:t>
       </w:r>
       <w:proofErr w:type="spellStart"/>
       <w:r>
@@ -15254,7 +15326,7 @@
           <w:sz w:val="23"/>
           <w:szCs w:val="23"/>
         </w:rPr>
-        <w:t>Recognit</w:t>
+        <w:t>RapidFuzz</w:t>
       </w:r>
       <w:proofErr w:type="spellEnd"/>
       <w:r>
@@ -15262,7 +15334,7 @@
           <w:sz w:val="23"/>
           <w:szCs w:val="23"/>
         </w:rPr>
-        <w:t>., vol. 5, no. 1, pp. 39–46, 2002.</w:t>
+        <w:t>: Rapid fuzzy string matching in Python and C++,” software. [Online]. Available: https://github.com/rapidfuzz/RapidFuzz</w:t>
       </w:r>
     </w:p>
     <w:p>
@@ -15276,7 +15348,7 @@
           <w:sz w:val="23"/>
           <w:szCs w:val="23"/>
         </w:rPr>
-        <w:t>[9]</w:t>
+        <w:t>[11]</w:t>
       </w:r>
       <w:r>
         <w:rPr>
@@ -15284,23 +15356,29 @@
           <w:szCs w:val="23"/>
         </w:rPr>
         <w:tab/>
-        <w:t xml:space="preserve">V. I. </w:t>
-      </w:r>
-      <w:proofErr w:type="spellStart"/>
+        <w:t>I. Loshchilov and F. Hutter, “Decoupled weight decay regularization,” in Proc. Int. Conf. Learn. Represent. (ICLR), 2019.</w:t>
+      </w:r>
+    </w:p>
+    <w:p>
+      <w:pPr>
+        <w:spacing w:after="120" w:line="320" w:lineRule="auto"/>
+        <w:ind w:left="560" w:hanging="560"/>
+        <w:jc w:val="both"/>
+      </w:pPr>
       <w:r>
         <w:rPr>
           <w:sz w:val="23"/>
           <w:szCs w:val="23"/>
         </w:rPr>
-        <w:t>Levenshtein</w:t>
-      </w:r>
-      <w:proofErr w:type="spellEnd"/>
+        <w:t>[12]</w:t>
+      </w:r>
       <w:r>
         <w:rPr>
           <w:sz w:val="23"/>
           <w:szCs w:val="23"/>
         </w:rPr>
-        <w:t xml:space="preserve">, “Binary codes capable of correcting deletions, insertions, and reversals,” Soviet Physics </w:t>
+        <w:tab/>
+        <w:t xml:space="preserve">P. </w:t>
       </w:r>
       <w:proofErr w:type="spellStart"/>
       <w:r>
@@ -15308,7 +15386,7 @@
           <w:sz w:val="23"/>
           <w:szCs w:val="23"/>
         </w:rPr>
-        <w:t>Doklady</w:t>
+        <w:t>Micikevicius</w:t>
       </w:r>
       <w:proofErr w:type="spellEnd"/>
       <w:r>
@@ -15316,7 +15394,7 @@
           <w:sz w:val="23"/>
           <w:szCs w:val="23"/>
         </w:rPr>
-        <w:t>, vol. 10, no. 8, pp. 707–710, 1966.</w:t>
+        <w:t xml:space="preserve"> et al., “Mixed precision training,” in Proc. Int. Conf. Learn. Represent. (ICLR), 2018.</w:t>
       </w:r>
     </w:p>
     <w:p>
@@ -15330,7 +15408,7 @@
           <w:sz w:val="23"/>
           <w:szCs w:val="23"/>
         </w:rPr>
-        <w:t>[10]</w:t>
+        <w:t>[13]</w:t>
       </w:r>
       <w:r>
         <w:rPr>
@@ -15338,110 +15416,12 @@
           <w:szCs w:val="23"/>
         </w:rPr>
         <w:tab/>
-        <w:t>M. Bachmann, “</w:t>
-      </w:r>
-      <w:proofErr w:type="spellStart"/>
-      <w:r>
-        <w:rPr>
-          <w:sz w:val="23"/>
-          <w:szCs w:val="23"/>
-        </w:rPr>
-        <w:t>RapidFuzz</w:t>
-      </w:r>
-      <w:proofErr w:type="spellEnd"/>
-      <w:r>
-        <w:rPr>
-          <w:sz w:val="23"/>
-          <w:szCs w:val="23"/>
-        </w:rPr>
-        <w:t>: Rapid fuzzy string matching in Python and C++,” software. [Online]. Available: https://github.com/rapidfuzz/RapidFuzz</w:t>
-      </w:r>
-    </w:p>
-    <w:p>
-      <w:pPr>
-        <w:spacing w:after="120" w:line="320" w:lineRule="auto"/>
-        <w:ind w:left="560" w:hanging="560"/>
-        <w:jc w:val="both"/>
-      </w:pPr>
-      <w:r>
-        <w:rPr>
-          <w:sz w:val="23"/>
-          <w:szCs w:val="23"/>
-        </w:rPr>
-        <w:t>[11]</w:t>
-      </w:r>
-      <w:r>
-        <w:rPr>
-          <w:sz w:val="23"/>
-          <w:szCs w:val="23"/>
-        </w:rPr>
-        <w:tab/>
-        <w:t>I. Loshchilov and F. Hutter, “Decoupled weight decay regularization,” in Proc. Int. Conf. Learn. Represent. (ICLR), 2019.</w:t>
-      </w:r>
-    </w:p>
-    <w:p>
-      <w:pPr>
-        <w:spacing w:after="120" w:line="320" w:lineRule="auto"/>
-        <w:ind w:left="560" w:hanging="560"/>
-        <w:jc w:val="both"/>
-      </w:pPr>
-      <w:r>
-        <w:rPr>
-          <w:sz w:val="23"/>
-          <w:szCs w:val="23"/>
-        </w:rPr>
-        <w:t>[12]</w:t>
-      </w:r>
-      <w:r>
-        <w:rPr>
-          <w:sz w:val="23"/>
-          <w:szCs w:val="23"/>
-        </w:rPr>
-        <w:tab/>
-        <w:t xml:space="preserve">P. </w:t>
-      </w:r>
-      <w:proofErr w:type="spellStart"/>
-      <w:r>
-        <w:rPr>
-          <w:sz w:val="23"/>
-          <w:szCs w:val="23"/>
-        </w:rPr>
-        <w:t>Micikevicius</w:t>
-      </w:r>
-      <w:proofErr w:type="spellEnd"/>
-      <w:r>
-        <w:rPr>
-          <w:sz w:val="23"/>
-          <w:szCs w:val="23"/>
-        </w:rPr>
-        <w:t xml:space="preserve"> et al., “Mixed precision training,” in Proc. Int. Conf. Learn. Represent. (ICLR), 2018.</w:t>
-      </w:r>
-    </w:p>
-    <w:p>
-      <w:pPr>
-        <w:spacing w:after="120" w:line="320" w:lineRule="auto"/>
-        <w:ind w:left="560" w:hanging="560"/>
-        <w:jc w:val="both"/>
-      </w:pPr>
-      <w:r>
-        <w:rPr>
-          <w:sz w:val="23"/>
-          <w:szCs w:val="23"/>
-        </w:rPr>
-        <w:t>[13]</w:t>
-      </w:r>
-      <w:r>
-        <w:rPr>
-          <w:sz w:val="23"/>
-          <w:szCs w:val="23"/>
-        </w:rPr>
-        <w:tab/>
         <w:t>T. Wolf et al., “Transformers: State-of-the-art natural language processing,” in Proc. Conf. Empirical Methods Natural Lang. Process.: Syst. Demonstrations, 2020, pp. 38–45.</w:t>
       </w:r>
     </w:p>
     <w:sectPr>
-      <w:headerReference w:type="default" r:id="rId25"/>
-      <w:footerReference w:type="default" r:id="rId26"/>
+      <w:headerReference w:type="default" r:id="rId30"/>
+      <w:footerReference w:type="default" r:id="rId31"/>
       <w:pgSz w:w="12240" w:h="15840"/>
       <w:pgMar w:top="1440" w:right="1440" w:bottom="1300" w:left="1440" w:header="600" w:footer="500" w:gutter="0"/>
       <w:pgNumType w:start="1"/>
@@ -15543,7 +15523,6 @@
       </w:tabs>
       <w:spacing w:after="120"/>
     </w:pPr>
-    <w:proofErr w:type="spellStart"/>
     <w:r>
       <w:rPr>
         <w:sz w:val="20"/>
@@ -15551,7 +15530,6 @@
       </w:rPr>
       <w:t>MediScan</w:t>
     </w:r>
-    <w:proofErr w:type="spellEnd"/>
     <w:r>
       <w:rPr>
         <w:color w:val="2F5496"/>
@@ -15617,7 +15595,6 @@
       </w:tabs>
       <w:spacing w:after="120"/>
     </w:pPr>
-    <w:proofErr w:type="spellStart"/>
     <w:r>
       <w:rPr>
         <w:rFonts w:ascii="Calibri" w:eastAsia="Calibri" w:hAnsi="Calibri" w:cs="Calibri"/>
@@ -15626,7 +15603,6 @@
       </w:rPr>
       <w:t>MediScan</w:t>
     </w:r>
-    <w:proofErr w:type="spellEnd"/>
     <w:r>
       <w:rPr>
         <w:color w:val="2F5496"/>
@@ -16097,6 +16073,155 @@
       <w:lvlJc w:val="left"/>
     </w:lvl>
   </w:abstractNum>
+  <w:abstractNum w:abstractNumId="7" w15:restartNumberingAfterBreak="0">
+    <w:nsid w:val="7AC7088E"/>
+    <w:multiLevelType w:val="multilevel"/>
+    <w:tmpl w:val="B2086850"/>
+    <w:lvl w:ilvl="0">
+      <w:start w:val="1"/>
+      <w:numFmt w:val="bullet"/>
+      <w:lvlText w:val=""/>
+      <w:lvlJc w:val="left"/>
+      <w:pPr>
+        <w:tabs>
+          <w:tab w:val="num" w:pos="720"/>
+        </w:tabs>
+        <w:ind w:left="720" w:hanging="360"/>
+      </w:pPr>
+      <w:rPr>
+        <w:rFonts w:ascii="Symbol" w:hAnsi="Symbol" w:hint="default"/>
+        <w:sz w:val="20"/>
+      </w:rPr>
+    </w:lvl>
+    <w:lvl w:ilvl="1" w:tentative="1">
+      <w:start w:val="1"/>
+      <w:numFmt w:val="bullet"/>
+      <w:lvlText w:val="o"/>
+      <w:lvlJc w:val="left"/>
+      <w:pPr>
+        <w:tabs>
+          <w:tab w:val="num" w:pos="1440"/>
+        </w:tabs>
+        <w:ind w:left="1440" w:hanging="360"/>
+      </w:pPr>
+      <w:rPr>
+        <w:rFonts w:ascii="Courier New" w:hAnsi="Courier New" w:hint="default"/>
+        <w:sz w:val="20"/>
+      </w:rPr>
+    </w:lvl>
+    <w:lvl w:ilvl="2" w:tentative="1">
+      <w:start w:val="1"/>
+      <w:numFmt w:val="bullet"/>
+      <w:lvlText w:val=""/>
+      <w:lvlJc w:val="left"/>
+      <w:pPr>
+        <w:tabs>
+          <w:tab w:val="num" w:pos="2160"/>
+        </w:tabs>
+        <w:ind w:left="2160" w:hanging="360"/>
+      </w:pPr>
+      <w:rPr>
+        <w:rFonts w:ascii="Wingdings" w:hAnsi="Wingdings" w:hint="default"/>
+        <w:sz w:val="20"/>
+      </w:rPr>
+    </w:lvl>
+    <w:lvl w:ilvl="3" w:tentative="1">
+      <w:start w:val="1"/>
+      <w:numFmt w:val="bullet"/>
+      <w:lvlText w:val=""/>
+      <w:lvlJc w:val="left"/>
+      <w:pPr>
+        <w:tabs>
+          <w:tab w:val="num" w:pos="2880"/>
+        </w:tabs>
+        <w:ind w:left="2880" w:hanging="360"/>
+      </w:pPr>
+      <w:rPr>
+        <w:rFonts w:ascii="Wingdings" w:hAnsi="Wingdings" w:hint="default"/>
+        <w:sz w:val="20"/>
+      </w:rPr>
+    </w:lvl>
+    <w:lvl w:ilvl="4" w:tentative="1">
+      <w:start w:val="1"/>
+      <w:numFmt w:val="bullet"/>
+      <w:lvlText w:val=""/>
+      <w:lvlJc w:val="left"/>
+      <w:pPr>
+        <w:tabs>
+          <w:tab w:val="num" w:pos="3600"/>
+        </w:tabs>
+        <w:ind w:left="3600" w:hanging="360"/>
+      </w:pPr>
+      <w:rPr>
+        <w:rFonts w:ascii="Wingdings" w:hAnsi="Wingdings" w:hint="default"/>
+        <w:sz w:val="20"/>
+      </w:rPr>
+    </w:lvl>
+    <w:lvl w:ilvl="5" w:tentative="1">
+      <w:start w:val="1"/>
+      <w:numFmt w:val="bullet"/>
+      <w:lvlText w:val=""/>
+      <w:lvlJc w:val="left"/>
+      <w:pPr>
+        <w:tabs>
+          <w:tab w:val="num" w:pos="4320"/>
+        </w:tabs>
+        <w:ind w:left="4320" w:hanging="360"/>
+      </w:pPr>
+      <w:rPr>
+        <w:rFonts w:ascii="Wingdings" w:hAnsi="Wingdings" w:hint="default"/>
+        <w:sz w:val="20"/>
+      </w:rPr>
+    </w:lvl>
+    <w:lvl w:ilvl="6" w:tentative="1">
+      <w:start w:val="1"/>
+      <w:numFmt w:val="bullet"/>
+      <w:lvlText w:val=""/>
+      <w:lvlJc w:val="left"/>
+      <w:pPr>
+        <w:tabs>
+          <w:tab w:val="num" w:pos="5040"/>
+        </w:tabs>
+        <w:ind w:left="5040" w:hanging="360"/>
+      </w:pPr>
+      <w:rPr>
+        <w:rFonts w:ascii="Wingdings" w:hAnsi="Wingdings" w:hint="default"/>
+        <w:sz w:val="20"/>
+      </w:rPr>
+    </w:lvl>
+    <w:lvl w:ilvl="7" w:tentative="1">
+      <w:start w:val="1"/>
+      <w:numFmt w:val="bullet"/>
+      <w:lvlText w:val=""/>
+      <w:lvlJc w:val="left"/>
+      <w:pPr>
+        <w:tabs>
+          <w:tab w:val="num" w:pos="5760"/>
+        </w:tabs>
+        <w:ind w:left="5760" w:hanging="360"/>
+      </w:pPr>
+      <w:rPr>
+        <w:rFonts w:ascii="Wingdings" w:hAnsi="Wingdings" w:hint="default"/>
+        <w:sz w:val="20"/>
+      </w:rPr>
+    </w:lvl>
+    <w:lvl w:ilvl="8" w:tentative="1">
+      <w:start w:val="1"/>
+      <w:numFmt w:val="bullet"/>
+      <w:lvlText w:val=""/>
+      <w:lvlJc w:val="left"/>
+      <w:pPr>
+        <w:tabs>
+          <w:tab w:val="num" w:pos="6480"/>
+        </w:tabs>
+        <w:ind w:left="6480" w:hanging="360"/>
+      </w:pPr>
+      <w:rPr>
+        <w:rFonts w:ascii="Wingdings" w:hAnsi="Wingdings" w:hint="default"/>
+        <w:sz w:val="20"/>
+      </w:rPr>
+    </w:lvl>
+  </w:abstractNum>
   <w:num w:numId="1">
     <w:abstractNumId w:val="1"/>
     <w:lvlOverride w:ilvl="0">
@@ -16126,6 +16251,9 @@
     <w:lvlOverride w:ilvl="0">
       <w:startOverride w:val="1"/>
     </w:lvlOverride>
+  </w:num>
+  <w:num w:numId="6">
+    <w:abstractNumId w:val="7"/>
   </w:num>
 </w:numbering>
 </file>
@@ -16528,6 +16656,7 @@
   </w:style>
   <w:style w:type="paragraph" w:styleId="Heading1">
     <w:name w:val="heading 1"/>
+    <w:link w:val="Heading1Char"/>
     <w:uiPriority w:val="9"/>
     <w:qFormat/>
     <w:pPr>
@@ -16822,6 +16951,19 @@
     <w:rPr>
       <w:color w:val="605E5C"/>
       <w:shd w:val="clear" w:color="auto" w:fill="E1DFDD"/>
+    </w:rPr>
+  </w:style>
+  <w:style w:type="character" w:customStyle="1" w:styleId="Heading1Char">
+    <w:name w:val="Heading 1 Char"/>
+    <w:basedOn w:val="DefaultParagraphFont"/>
+    <w:link w:val="Heading1"/>
+    <w:uiPriority w:val="9"/>
+    <w:rsid w:val="00253110"/>
+    <w:rPr>
+      <w:b/>
+      <w:bCs/>
+      <w:sz w:val="32"/>
+      <w:szCs w:val="32"/>
     </w:rPr>
   </w:style>
 </w:styles>
